--- a/courts/fourth-circuit/north-carolina/federal/middle-district/complaint/usage/OUTPUT-complaint.docx
+++ b/courts/fourth-circuit/north-carolina/federal/middle-district/complaint/usage/OUTPUT-complaint.docx
@@ -4,31 +4,163 @@
   <w:body>
     <w:p>
       <w:pPr>
-        <w:pStyle w:val="CoverTitle"/>
-      </w:pPr>
-      <w:r>
-        <w:rPr>
-          <w:b/>
-          <w:bCs/>
-        </w:rPr>
-        <w:t xml:space="preserve">UNITED STATES DISTRICT COURT</w:t>
-      </w:r>
-    </w:p>
-    <w:p>
-      <w:pPr>
-        <w:pStyle w:val="CoverTitle"/>
-      </w:pPr>
-      <w:r>
-        <w:rPr>
-          <w:b/>
-          <w:bCs/>
-        </w:rPr>
-        <w:t xml:space="preserve">FOR THE MIDDLE DISTRICT OF NORTH CAROLINA</w:t>
-      </w:r>
-    </w:p>
-    <w:p>
-      <w:pPr>
-        <w:pStyle w:val="Normal"/>
+        <w:spacing w:before="0" w:after="0" w:line="300" w:lineRule="exact"/>
+        <w:ind w:left="0" w:firstLine="0"/>
+        <w:jc w:val="center"/>
+      </w:pPr>
+      <w:r>
+        <w:rPr>
+          <w:b/>
+          <w:bCs/>
+        </w:rPr>
+        <w:t xml:space="preserve">UNITED</w:t>
+      </w:r>
+      <w:r>
+        <w:rPr>
+          <w:b/>
+          <w:bCs/>
+        </w:rPr>
+        <w:t xml:space="preserve"> </w:t>
+      </w:r>
+      <w:r>
+        <w:rPr>
+          <w:b/>
+          <w:bCs/>
+        </w:rPr>
+        <w:t xml:space="preserve">STATES</w:t>
+      </w:r>
+      <w:r>
+        <w:rPr>
+          <w:b/>
+          <w:bCs/>
+        </w:rPr>
+        <w:t xml:space="preserve"> </w:t>
+      </w:r>
+      <w:r>
+        <w:rPr>
+          <w:b/>
+          <w:bCs/>
+        </w:rPr>
+        <w:t xml:space="preserve">DISTRICT</w:t>
+      </w:r>
+      <w:r>
+        <w:rPr>
+          <w:b/>
+          <w:bCs/>
+        </w:rPr>
+        <w:t xml:space="preserve"> </w:t>
+      </w:r>
+      <w:r>
+        <w:rPr>
+          <w:b/>
+          <w:bCs/>
+        </w:rPr>
+        <w:t xml:space="preserve">COURT</w:t>
+      </w:r>
+    </w:p>
+    <w:p>
+      <w:pPr>
+        <w:spacing w:before="0" w:after="0" w:line="300" w:lineRule="exact"/>
+        <w:ind w:left="0" w:firstLine="0"/>
+        <w:jc w:val="center"/>
+      </w:pPr>
+      <w:r>
+        <w:rPr>
+          <w:b/>
+          <w:bCs/>
+        </w:rPr>
+        <w:t xml:space="preserve">FOR</w:t>
+      </w:r>
+      <w:r>
+        <w:rPr>
+          <w:b/>
+          <w:bCs/>
+        </w:rPr>
+        <w:t xml:space="preserve"> </w:t>
+      </w:r>
+      <w:r>
+        <w:rPr>
+          <w:b/>
+          <w:bCs/>
+        </w:rPr>
+        <w:t xml:space="preserve">THE</w:t>
+      </w:r>
+      <w:r>
+        <w:rPr>
+          <w:b/>
+          <w:bCs/>
+        </w:rPr>
+        <w:t xml:space="preserve"> </w:t>
+      </w:r>
+      <w:r>
+        <w:rPr>
+          <w:b/>
+          <w:bCs/>
+        </w:rPr>
+        <w:t xml:space="preserve">MIDDLE</w:t>
+      </w:r>
+      <w:r>
+        <w:rPr>
+          <w:b/>
+          <w:bCs/>
+        </w:rPr>
+        <w:t xml:space="preserve"> </w:t>
+      </w:r>
+      <w:r>
+        <w:rPr>
+          <w:b/>
+          <w:bCs/>
+        </w:rPr>
+        <w:t xml:space="preserve">DISTRICT</w:t>
+      </w:r>
+      <w:r>
+        <w:rPr>
+          <w:b/>
+          <w:bCs/>
+        </w:rPr>
+        <w:t xml:space="preserve"> </w:t>
+      </w:r>
+      <w:r>
+        <w:rPr>
+          <w:b/>
+          <w:bCs/>
+        </w:rPr>
+        <w:t xml:space="preserve">OF</w:t>
+      </w:r>
+      <w:r>
+        <w:rPr>
+          <w:b/>
+          <w:bCs/>
+        </w:rPr>
+        <w:t xml:space="preserve"> </w:t>
+      </w:r>
+      <w:r>
+        <w:rPr>
+          <w:b/>
+          <w:bCs/>
+        </w:rPr>
+        <w:t xml:space="preserve">NORTH</w:t>
+      </w:r>
+      <w:r>
+        <w:rPr>
+          <w:b/>
+          <w:bCs/>
+        </w:rPr>
+        <w:t xml:space="preserve"> </w:t>
+      </w:r>
+      <w:r>
+        <w:rPr>
+          <w:b/>
+          <w:bCs/>
+        </w:rPr>
+        <w:t xml:space="preserve">CAROLINA</w:t>
+      </w:r>
+    </w:p>
+    <w:p>
+      <w:pPr>
+        <w:spacing w:before="0" w:after="0" w:line="460" w:lineRule="exact"/>
+        <w:ind w:left="0" w:firstLine="0"/>
+        <w:jc w:val="left"/>
       </w:pPr>
     </w:p>
     <w:tbl>
@@ -36,16 +168,21 @@
         <w:tblW w:w="9360" w:type="dxa"/>
         <w:tblLayout w:type="fixed"/>
         <w:tblCellMar>
+          <w:top w:w="0" w:type="dxa"/>
           <w:left w:w="0" w:type="dxa"/>
+          <w:bottom w:w="0" w:type="dxa"/>
           <w:right w:w="0" w:type="dxa"/>
         </w:tblCellMar>
-        <w:tblLook w:val="0000" w:firstRow="0" w:lastRow="0" w:firstColumn="0" w:lastColumn="0" w:noHBand="1" w:noVBand="1"/>
+        <w:tblLook w:val="0000" w:firstRow="0" w:lastRow="0" w:firstColumn="0" w:lastColumn="0" w:noHBand="0" w:noVBand="0"/>
       </w:tblPr>
       <w:tblGrid>
         <w:gridCol w:w="4896"/>
         <w:gridCol w:w="4464"/>
       </w:tblGrid>
       <w:tr>
+        <w:trPr>
+          <w:cantSplit/>
+        </w:trPr>
         <w:tc>
           <w:tcPr>
             <w:tcW w:w="4896" w:type="dxa"/>
@@ -54,22 +191,31 @@
               <w:bottom w:val="single" w:sz="6" w:space="0" w:color="000000"/>
             </w:tcBorders>
             <w:tcMar>
+              <w:bottom w:w="285" w:type="dxa"/>
               <w:right w:w="288" w:type="dxa"/>
-              <w:bottom w:w="230" w:type="dxa"/>
             </w:tcMar>
           </w:tcPr>
           <w:p>
             <w:pPr>
-              <w:pStyle w:val="SingleSpaced"/>
+              <w:spacing w:before="0" w:after="0" w:line="300" w:lineRule="exact"/>
+              <w:ind w:left="0" w:firstLine="0"/>
+              <w:jc w:val="left"/>
             </w:pPr>
             <w:r>
-              <w:t xml:space="preserve">CAROL PRILLAMAN,</w:t>
+              <w:t xml:space="preserve">CAROL</w:t>
+            </w:r>
+            <w:r>
+              <w:t xml:space="preserve"> </w:t>
+            </w:r>
+            <w:r>
+              <w:t xml:space="preserve">PRILLAMAN,</w:t>
             </w:r>
           </w:p>
           <w:p>
             <w:pPr>
-              <w:pStyle w:val="SingleSpaced"/>
+              <w:spacing w:before="0" w:after="0" w:line="300" w:lineRule="exact"/>
               <w:ind w:left="1728" w:firstLine="0"/>
+              <w:jc w:val="left"/>
             </w:pPr>
             <w:r>
               <w:t xml:space="preserve">Plaintiff,</w:t>
@@ -77,8 +223,8 @@
           </w:p>
           <w:p>
             <w:pPr>
-              <w:pStyle w:val="SingleSpaced"/>
-              <w:spacing w:before="230" w:after="230" w:line="420" w:lineRule="exact"/>
+              <w:spacing w:before="300" w:after="0" w:line="300" w:lineRule="exact"/>
+              <w:ind w:left="0" w:firstLine="0"/>
               <w:jc w:val="center"/>
             </w:pPr>
             <w:r>
@@ -87,16 +233,31 @@
           </w:p>
           <w:p>
             <w:pPr>
-              <w:pStyle w:val="SingleSpaced"/>
+              <w:spacing w:before="300" w:after="0" w:line="300" w:lineRule="exact"/>
+              <w:ind w:left="0" w:firstLine="0"/>
+              <w:jc w:val="left"/>
             </w:pPr>
             <w:r>
-              <w:t xml:space="preserve">WAKE FOREST UNIVERSITY,</w:t>
+              <w:t xml:space="preserve">WAKE</w:t>
+            </w:r>
+            <w:r>
+              <w:t xml:space="preserve"> </w:t>
+            </w:r>
+            <w:r>
+              <w:t xml:space="preserve">FOREST</w:t>
+            </w:r>
+            <w:r>
+              <w:t xml:space="preserve"> </w:t>
+            </w:r>
+            <w:r>
+              <w:t xml:space="preserve">UNIVERSITY,</w:t>
             </w:r>
           </w:p>
           <w:p>
             <w:pPr>
-              <w:pStyle w:val="SingleSpaced"/>
+              <w:spacing w:before="0" w:after="0" w:line="300" w:lineRule="exact"/>
               <w:ind w:left="1728" w:firstLine="0"/>
+              <w:jc w:val="left"/>
             </w:pPr>
             <w:r>
               <w:t xml:space="preserve">Defendant.</w:t>
@@ -107,21 +268,26 @@
           <w:tcPr>
             <w:tcW w:w="4464" w:type="dxa"/>
             <w:tcMar>
-              <w:left w:w="312" w:type="dxa"/>
+              <w:left w:w="288" w:type="dxa"/>
             </w:tcMar>
           </w:tcPr>
           <w:p>
             <w:pPr>
-              <w:pStyle w:val="CaptionText"/>
+              <w:spacing w:before="0" w:after="0" w:line="300" w:lineRule="exact"/>
+              <w:ind w:left="0" w:firstLine="0"/>
+              <w:jc w:val="left"/>
             </w:pPr>
             <w:r>
-              <w:t xml:space="preserve">Civil Action No. 26-1154</w:t>
+              <w:t xml:space="preserve">Civil Action No. 26</w:t>
+              <w:noBreakHyphen/>
+              <w:t xml:space="preserve">1154</w:t>
             </w:r>
           </w:p>
           <w:p>
             <w:pPr>
-              <w:pStyle w:val="CaptionText"/>
-              <w:spacing w:before="230" w:after="0" w:line="420" w:lineRule="exact"/>
+              <w:spacing w:before="300" w:after="0" w:line="300" w:lineRule="exact"/>
+              <w:ind w:left="0" w:firstLine="0"/>
+              <w:jc w:val="left"/>
             </w:pPr>
             <w:r>
               <w:rPr>
@@ -133,8 +299,9 @@
           </w:p>
           <w:p>
             <w:pPr>
-              <w:pStyle w:val="CaptionText"/>
-              <w:spacing w:before="230" w:after="0" w:line="420" w:lineRule="exact"/>
+              <w:spacing w:before="300" w:after="0" w:line="300" w:lineRule="exact"/>
+              <w:ind w:left="0" w:firstLine="0"/>
+              <w:jc w:val="left"/>
             </w:pPr>
             <w:r>
               <w:t xml:space="preserve">(Jury Trial Demanded)</w:t>
@@ -145,21 +312,23 @@
     </w:tbl>
     <w:p>
       <w:pPr>
-        <w:pStyle w:val="Normal"/>
-      </w:pPr>
-    </w:p>
-    <w:bookmarkStart w:id="20" w:name="introduction"/>
-    <w:p>
-      <w:pPr>
-        <w:pStyle w:val="Heading1"/>
-      </w:pPr>
-      <w:r>
+        <w:keepNext/>
+        <w:keepLines/>
+        <w:spacing w:before="460" w:after="0" w:line="460" w:lineRule="exact"/>
+        <w:ind w:left="0" w:firstLine="0"/>
+        <w:jc w:val="center"/>
+      </w:pPr>
+      <w:r>
+        <w:rPr>
+          <w:b/>
+          <w:bCs/>
+        </w:rPr>
         <w:t xml:space="preserve">INTRODUCTION</w:t>
       </w:r>
     </w:p>
     <w:p>
       <w:pPr>
-        <w:pStyle w:val="FirstParagraph"/>
+        <w:pStyle w:val="NumberedParagraph"/>
       </w:pPr>
       <w:r>
         <w:t xml:space="preserve">1.</w:t>
@@ -173,7 +342,7 @@
     </w:p>
     <w:p>
       <w:pPr>
-        <w:pStyle w:val="BodyText"/>
+        <w:pStyle w:val="NumberedParagraph"/>
       </w:pPr>
       <w:r>
         <w:t xml:space="preserve">2.</w:t>
@@ -187,7 +356,7 @@
     </w:p>
     <w:p>
       <w:pPr>
-        <w:pStyle w:val="BodyText"/>
+        <w:pStyle w:val="NumberedParagraph"/>
       </w:pPr>
       <w:r>
         <w:t xml:space="preserve">3.</w:t>
@@ -196,12 +365,12 @@
         <w:tab/>
       </w:r>
       <w:r>
-        <w:t xml:space="preserve">In early 2026, at age 63, Prillaman asked to enter the University’s phased retirement program and asked to perform her job remotely, in whole or in part, after her family needed to relocate to Wilmington, North Carolina. Wake Forest already permitted younger Graylyn employees to work fully remotely from Asheville, North Carolina, and St. Augustine, Florida.</w:t>
-      </w:r>
-    </w:p>
-    <w:p>
-      <w:pPr>
-        <w:pStyle w:val="BodyText"/>
+        <w:t xml:space="preserve">In early 2026, at age 63, Prillaman asked to enter the University’s phased retirement program and asked to perform her job remotely, in whole or in part, after her family needed to relocate to Wilmington, North Carolina. Wake Forest already permitted younger Graylyn employees to work fully remotely from Asheville, North Carolina, and St. Augustine, Florida.</w:t>
+      </w:r>
+    </w:p>
+    <w:p>
+      <w:pPr>
+        <w:pStyle w:val="NumberedParagraph"/>
       </w:pPr>
       <w:r>
         <w:t xml:space="preserve">4.</w:t>
@@ -215,7 +384,7 @@
     </w:p>
     <w:p>
       <w:pPr>
-        <w:pStyle w:val="BodyText"/>
+        <w:pStyle w:val="NumberedParagraph"/>
       </w:pPr>
       <w:r>
         <w:t xml:space="preserve">5.</w:t>
@@ -227,19 +396,25 @@
         <w:t xml:space="preserve">Prillaman’s age was the but-for cause of Wake Forest’s denial of the flexible work arrangements it extended to younger employees and her resulting constructive discharge. Prillaman seeks back pay, front pay, lost benefits, liquidated damages for Defendant’s willful violations, attorneys’ fees, costs, and all other appropriate relief.</w:t>
       </w:r>
     </w:p>
-    <w:bookmarkEnd w:id="20"/>
-    <w:bookmarkStart w:id="21" w:name="parties"/>
-    <w:p>
-      <w:pPr>
-        <w:pStyle w:val="Heading1"/>
-      </w:pPr>
-      <w:r>
+    <w:p>
+      <w:pPr>
+        <w:keepNext/>
+        <w:keepLines/>
+        <w:spacing w:before="460" w:after="0" w:line="460" w:lineRule="exact"/>
+        <w:ind w:left="0" w:firstLine="0"/>
+        <w:jc w:val="center"/>
+      </w:pPr>
+      <w:r>
+        <w:rPr>
+          <w:b/>
+          <w:bCs/>
+        </w:rPr>
         <w:t xml:space="preserve">PARTIES</w:t>
       </w:r>
     </w:p>
     <w:p>
       <w:pPr>
-        <w:pStyle w:val="FirstParagraph"/>
+        <w:pStyle w:val="NumberedParagraph"/>
       </w:pPr>
       <w:r>
         <w:t xml:space="preserve">6.</w:t>
@@ -248,12 +423,12 @@
         <w:tab/>
       </w:r>
       <w:r>
-        <w:t xml:space="preserve">Plaintiff Carol Prillaman is a citizen and resident of New Hanover County, North Carolina. At all times relevant to this action, Ms. Prillaman was employed by Defendant in Forsyth County, North Carolina.</w:t>
-      </w:r>
-    </w:p>
-    <w:p>
-      <w:pPr>
-        <w:pStyle w:val="BodyText"/>
+        <w:t xml:space="preserve">Plaintiff Carol Prillaman is a citizen and resident of New Hanover County, North Carolina. At all times relevant to this action, Ms. Prillaman was employed by Defendant in Forsyth County, North Carolina.</w:t>
+      </w:r>
+    </w:p>
+    <w:p>
+      <w:pPr>
+        <w:pStyle w:val="NumberedParagraph"/>
       </w:pPr>
       <w:r>
         <w:t xml:space="preserve">7.</w:t>
@@ -262,12 +437,12 @@
         <w:tab/>
       </w:r>
       <w:r>
-        <w:t xml:space="preserve">At all relevant times, Prillaman was over forty years of age and was an “employee” within the meaning of 29 U.S.C. § 630(f). She was 63 years old when the events described below occurred.</w:t>
-      </w:r>
-    </w:p>
-    <w:p>
-      <w:pPr>
-        <w:pStyle w:val="BodyText"/>
+        <w:t xml:space="preserve">At all relevant times, Prillaman was over forty years of age and was an “employee” within the meaning of 29 U.S.C. § 630(f). She was 63 years old when the events described below occurred.</w:t>
+      </w:r>
+    </w:p>
+    <w:p>
+      <w:pPr>
+        <w:pStyle w:val="NumberedParagraph"/>
       </w:pPr>
       <w:r>
         <w:t xml:space="preserve">8.</w:t>
@@ -281,7 +456,7 @@
     </w:p>
     <w:p>
       <w:pPr>
-        <w:pStyle w:val="BodyText"/>
+        <w:pStyle w:val="NumberedParagraph"/>
       </w:pPr>
       <w:r>
         <w:t xml:space="preserve">9.</w:t>
@@ -290,22 +465,56 @@
         <w:tab/>
       </w:r>
       <w:r>
-        <w:t xml:space="preserve">At all relevant times, Defendant was engaged in an industry affecting commerce and employed twenty or more employees for each working day in each of twenty or more calendar weeks in the current or preceding calendar year and is therefore an “employer” within the meaning of 29 U.S.C. § 630(b).</w:t>
-      </w:r>
-    </w:p>
-    <w:bookmarkEnd w:id="21"/>
-    <w:bookmarkStart w:id="22" w:name="jurisdiction-and-venue"/>
-    <w:p>
-      <w:pPr>
-        <w:pStyle w:val="Heading1"/>
-      </w:pPr>
-      <w:r>
-        <w:t xml:space="preserve">JURISDICTION AND VENUE</w:t>
-      </w:r>
-    </w:p>
-    <w:p>
-      <w:pPr>
-        <w:pStyle w:val="FirstParagraph"/>
+        <w:t xml:space="preserve">At all relevant times, Defendant was engaged in an industry affecting commerce and employed twenty or more employees for each working day in each of twenty or more calendar weeks in the current or preceding calendar year and is therefore an “employer” within the meaning of 29 U.S.C. § 630(b).</w:t>
+      </w:r>
+    </w:p>
+    <w:p>
+      <w:pPr>
+        <w:keepNext/>
+        <w:keepLines/>
+        <w:spacing w:before="460" w:after="0" w:line="460" w:lineRule="exact"/>
+        <w:ind w:left="0" w:firstLine="0"/>
+        <w:jc w:val="center"/>
+      </w:pPr>
+      <w:r>
+        <w:rPr>
+          <w:b/>
+          <w:bCs/>
+        </w:rPr>
+        <w:t xml:space="preserve">JURISDICTION</w:t>
+      </w:r>
+      <w:r>
+        <w:rPr>
+          <w:b/>
+          <w:bCs/>
+        </w:rPr>
+        <w:t xml:space="preserve"> </w:t>
+      </w:r>
+      <w:r>
+        <w:rPr>
+          <w:b/>
+          <w:bCs/>
+        </w:rPr>
+        <w:t xml:space="preserve">AND</w:t>
+      </w:r>
+      <w:r>
+        <w:rPr>
+          <w:b/>
+          <w:bCs/>
+        </w:rPr>
+        <w:t xml:space="preserve"> </w:t>
+      </w:r>
+      <w:r>
+        <w:rPr>
+          <w:b/>
+          <w:bCs/>
+        </w:rPr>
+        <w:t xml:space="preserve">VENUE</w:t>
+      </w:r>
+    </w:p>
+    <w:p>
+      <w:pPr>
+        <w:pStyle w:val="NumberedParagraph"/>
       </w:pPr>
       <w:r>
         <w:t xml:space="preserve">10.</w:t>
@@ -314,12 +523,12 @@
         <w:tab/>
       </w:r>
       <w:r>
-        <w:t xml:space="preserve">This Court has subject-matter jurisdiction over this action under 28 U.S.C. § 1331 and 29 U.S.C. § 626(c).</w:t>
-      </w:r>
-    </w:p>
-    <w:p>
-      <w:pPr>
-        <w:pStyle w:val="BodyText"/>
+        <w:t xml:space="preserve">This Court has subject-matter jurisdiction over this action under 28 U.S.C. § 1331 and 29 U.S.C. § 626(c).</w:t>
+      </w:r>
+    </w:p>
+    <w:p>
+      <w:pPr>
+        <w:pStyle w:val="NumberedParagraph"/>
       </w:pPr>
       <w:r>
         <w:t xml:space="preserve">11.</w:t>
@@ -328,12 +537,12 @@
         <w:tab/>
       </w:r>
       <w:r>
-        <w:t xml:space="preserve">Venue is proper in this District and Division under 28 U.S.C. § 1391(b)(1) and (b)(2) because Defendant resides in this District and a substantial part of the events or omissions giving rise to Plaintiff’s claims occurred in Forsyth County, North Carolina, which lies within the Middle District of North Carolina.</w:t>
-      </w:r>
-    </w:p>
-    <w:p>
-      <w:pPr>
-        <w:pStyle w:val="BodyText"/>
+        <w:t xml:space="preserve">Venue is proper in this District and Division under 28 U.S.C. § 1391(b)⁠(1) and (b)⁠(2) because Defendant resides in this District and a substantial part of the events or omissions giving rise to Plaintiff’s claims occurred in Forsyth County, North Carolina, which lies within the Middle District of North Carolina.</w:t>
+      </w:r>
+    </w:p>
+    <w:p>
+      <w:pPr>
+        <w:pStyle w:val="NumberedParagraph"/>
       </w:pPr>
       <w:r>
         <w:t xml:space="preserve">12.</w:t>
@@ -345,19 +554,39 @@
         <w:t xml:space="preserve">This Court has personal jurisdiction over Defendant, which is organized under the laws of North Carolina and maintains its principal place of business in this District.</w:t>
       </w:r>
     </w:p>
-    <w:bookmarkEnd w:id="22"/>
-    <w:bookmarkStart w:id="23" w:name="administrative-prerequisites"/>
-    <w:p>
-      <w:pPr>
-        <w:pStyle w:val="Heading1"/>
-      </w:pPr>
-      <w:r>
-        <w:t xml:space="preserve">ADMINISTRATIVE PREREQUISITES</w:t>
-      </w:r>
-    </w:p>
-    <w:p>
-      <w:pPr>
-        <w:pStyle w:val="FirstParagraph"/>
+    <w:p>
+      <w:pPr>
+        <w:keepNext/>
+        <w:keepLines/>
+        <w:spacing w:before="460" w:after="0" w:line="460" w:lineRule="exact"/>
+        <w:ind w:left="0" w:firstLine="0"/>
+        <w:jc w:val="center"/>
+      </w:pPr>
+      <w:r>
+        <w:rPr>
+          <w:b/>
+          <w:bCs/>
+        </w:rPr>
+        <w:t xml:space="preserve">ADMINISTRATIVE</w:t>
+      </w:r>
+      <w:r>
+        <w:rPr>
+          <w:b/>
+          <w:bCs/>
+        </w:rPr>
+        <w:t xml:space="preserve"> </w:t>
+      </w:r>
+      <w:r>
+        <w:rPr>
+          <w:b/>
+          <w:bCs/>
+        </w:rPr>
+        <w:t xml:space="preserve">PREREQUISITES</w:t>
+      </w:r>
+    </w:p>
+    <w:p>
+      <w:pPr>
+        <w:pStyle w:val="NumberedParagraph"/>
       </w:pPr>
       <w:r>
         <w:t xml:space="preserve">13.</w:t>
@@ -366,12 +595,12 @@
         <w:tab/>
       </w:r>
       <w:r>
-        <w:t xml:space="preserve">More than sixty days have elapsed since Ms. Prillaman filed her Charge. This action is therefore timely under 29 U.S.C. § 626(d)(1).</w:t>
-      </w:r>
-    </w:p>
-    <w:p>
-      <w:pPr>
-        <w:pStyle w:val="BodyText"/>
+        <w:t xml:space="preserve">More than sixty days have elapsed since Ms. Prillaman filed her Charge. This action is therefore timely under 29 U.S.C. § 626(d)⁠(1).</w:t>
+      </w:r>
+    </w:p>
+    <w:p>
+      <w:pPr>
+        <w:pStyle w:val="NumberedParagraph"/>
       </w:pPr>
       <w:r>
         <w:t xml:space="preserve">14.</w:t>
@@ -383,28 +612,139 @@
         <w:t xml:space="preserve">All conditions precedent to the filing of this action have been performed, have occurred, or have been excused.</w:t>
       </w:r>
     </w:p>
-    <w:bookmarkEnd w:id="23"/>
-    <w:bookmarkStart w:id="33" w:name="factual-allegations"/>
-    <w:p>
-      <w:pPr>
-        <w:pStyle w:val="Heading1"/>
-      </w:pPr>
-      <w:r>
-        <w:t xml:space="preserve">FACTUAL ALLEGATIONS</w:t>
-      </w:r>
-    </w:p>
-    <w:bookmarkStart w:id="24" w:name="X405cfa8a0b28ef8c8b12cb53b3e66bd75b15370"/>
-    <w:p>
-      <w:pPr>
-        <w:pStyle w:val="Heading2"/>
-      </w:pPr>
-      <w:r>
-        <w:t xml:space="preserve">A. Prillaman’s Near Twenty-Year Career at Graylyn</w:t>
-      </w:r>
-    </w:p>
-    <w:p>
-      <w:pPr>
-        <w:pStyle w:val="FirstParagraph"/>
+    <w:p>
+      <w:pPr>
+        <w:keepNext/>
+        <w:keepLines/>
+        <w:spacing w:before="460" w:after="0" w:line="460" w:lineRule="exact"/>
+        <w:ind w:left="0" w:firstLine="0"/>
+        <w:jc w:val="center"/>
+      </w:pPr>
+      <w:r>
+        <w:rPr>
+          <w:b/>
+          <w:bCs/>
+        </w:rPr>
+        <w:t xml:space="preserve">FACTUAL</w:t>
+      </w:r>
+      <w:r>
+        <w:rPr>
+          <w:b/>
+          <w:bCs/>
+        </w:rPr>
+        <w:t xml:space="preserve"> </w:t>
+      </w:r>
+      <w:r>
+        <w:rPr>
+          <w:b/>
+          <w:bCs/>
+        </w:rPr>
+        <w:t xml:space="preserve">ALLEGATIONS</w:t>
+      </w:r>
+    </w:p>
+    <w:p>
+      <w:pPr>
+        <w:keepNext/>
+        <w:keepLines/>
+        <w:spacing w:before="0" w:after="0" w:line="460" w:lineRule="exact"/>
+        <w:ind w:left="0" w:firstLine="0"/>
+        <w:jc w:val="left"/>
+      </w:pPr>
+      <w:r>
+        <w:rPr>
+          <w:b/>
+          <w:bCs/>
+        </w:rPr>
+        <w:t xml:space="preserve">A.</w:t>
+      </w:r>
+      <w:r>
+        <w:rPr>
+          <w:b/>
+          <w:bCs/>
+        </w:rPr>
+        <w:t xml:space="preserve"> </w:t>
+      </w:r>
+      <w:r>
+        <w:rPr>
+          <w:b/>
+          <w:bCs/>
+        </w:rPr>
+        <w:t xml:space="preserve">Prillaman’s</w:t>
+      </w:r>
+      <w:r>
+        <w:rPr>
+          <w:b/>
+          <w:bCs/>
+        </w:rPr>
+        <w:t xml:space="preserve"> </w:t>
+      </w:r>
+      <w:r>
+        <w:rPr>
+          <w:b/>
+          <w:bCs/>
+        </w:rPr>
+        <w:t xml:space="preserve">Near</w:t>
+      </w:r>
+      <w:r>
+        <w:rPr>
+          <w:b/>
+          <w:bCs/>
+        </w:rPr>
+        <w:t xml:space="preserve"> </w:t>
+      </w:r>
+      <w:r>
+        <w:rPr>
+          <w:b/>
+          <w:bCs/>
+        </w:rPr>
+        <w:t xml:space="preserve">Twenty-Year</w:t>
+      </w:r>
+      <w:r>
+        <w:rPr>
+          <w:b/>
+          <w:bCs/>
+        </w:rPr>
+        <w:t xml:space="preserve"> </w:t>
+      </w:r>
+      <w:r>
+        <w:rPr>
+          <w:b/>
+          <w:bCs/>
+        </w:rPr>
+        <w:t xml:space="preserve">Career</w:t>
+      </w:r>
+      <w:r>
+        <w:rPr>
+          <w:b/>
+          <w:bCs/>
+        </w:rPr>
+        <w:t xml:space="preserve"> </w:t>
+      </w:r>
+      <w:r>
+        <w:rPr>
+          <w:b/>
+          <w:bCs/>
+        </w:rPr>
+        <w:t xml:space="preserve">at</w:t>
+      </w:r>
+      <w:r>
+        <w:rPr>
+          <w:b/>
+          <w:bCs/>
+        </w:rPr>
+        <w:t xml:space="preserve"> </w:t>
+      </w:r>
+      <w:r>
+        <w:rPr>
+          <w:b/>
+          <w:bCs/>
+        </w:rPr>
+        <w:t xml:space="preserve">Graylyn</w:t>
+      </w:r>
+    </w:p>
+    <w:p>
+      <w:pPr>
+        <w:pStyle w:val="NumberedParagraph"/>
       </w:pPr>
       <w:r>
         <w:t xml:space="preserve">15.</w:t>
@@ -418,7 +758,7 @@
     </w:p>
     <w:p>
       <w:pPr>
-        <w:pStyle w:val="BodyText"/>
+        <w:pStyle w:val="NumberedParagraph"/>
       </w:pPr>
       <w:r>
         <w:t xml:space="preserve">16.</w:t>
@@ -432,7 +772,7 @@
     </w:p>
     <w:p>
       <w:pPr>
-        <w:pStyle w:val="BodyText"/>
+        <w:pStyle w:val="NumberedParagraph"/>
       </w:pPr>
       <w:r>
         <w:t xml:space="preserve">17.</w:t>
@@ -441,12 +781,18 @@
         <w:tab/>
       </w:r>
       <w:r>
-        <w:t xml:space="preserve">When Graylyn suspended in-person operations in March 2020 due to the COVID-19 pandemic, Prillaman performed her accounting work remotely, including during a period of furlough, and prepared and submitted Graylyn’s North Carolina sales and use tax returns from home.</w:t>
-      </w:r>
-    </w:p>
-    <w:p>
-      <w:pPr>
-        <w:pStyle w:val="BodyText"/>
+        <w:t xml:space="preserve">When Graylyn suspended in-person operations in March 2020 due to the COVID</w:t>
+      </w:r>
+      <w:r>
+        <w:noBreakHyphen/>
+      </w:r>
+      <w:r>
+        <w:t xml:space="preserve">19 pandemic, Prillaman performed her accounting work remotely, including during a period of furlough, and prepared and submitted Graylyn’s North Carolina sales and use tax returns from home.</w:t>
+      </w:r>
+    </w:p>
+    <w:p>
+      <w:pPr>
+        <w:pStyle w:val="NumberedParagraph"/>
       </w:pPr>
       <w:r>
         <w:t xml:space="preserve">18.</w:t>
@@ -460,7 +806,7 @@
     </w:p>
     <w:p>
       <w:pPr>
-        <w:pStyle w:val="BodyText"/>
+        <w:pStyle w:val="NumberedParagraph"/>
       </w:pPr>
       <w:r>
         <w:t xml:space="preserve">19.</w:t>
@@ -474,7 +820,7 @@
     </w:p>
     <w:p>
       <w:pPr>
-        <w:pStyle w:val="BodyText"/>
+        <w:pStyle w:val="NumberedParagraph"/>
       </w:pPr>
       <w:r>
         <w:t xml:space="preserve">20.</w:t>
@@ -488,7 +834,7 @@
     </w:p>
     <w:p>
       <w:pPr>
-        <w:pStyle w:val="BodyText"/>
+        <w:pStyle w:val="NumberedParagraph"/>
       </w:pPr>
       <w:r>
         <w:t xml:space="preserve">21.</w:t>
@@ -502,7 +848,7 @@
     </w:p>
     <w:p>
       <w:pPr>
-        <w:pStyle w:val="BodyText"/>
+        <w:pStyle w:val="NumberedParagraph"/>
       </w:pPr>
       <w:r>
         <w:t xml:space="preserve">22.</w:t>
@@ -516,7 +862,7 @@
     </w:p>
     <w:p>
       <w:pPr>
-        <w:pStyle w:val="BodyText"/>
+        <w:pStyle w:val="NumberedParagraph"/>
       </w:pPr>
       <w:r>
         <w:t xml:space="preserve">23.</w:t>
@@ -530,7 +876,7 @@
     </w:p>
     <w:p>
       <w:pPr>
-        <w:pStyle w:val="BodyText"/>
+        <w:pStyle w:val="NumberedParagraph"/>
       </w:pPr>
       <w:r>
         <w:t xml:space="preserve">24.</w:t>
@@ -542,19 +888,151 @@
         <w:t xml:space="preserve">In approximately 2016, Prillaman was grandfathered into full-time employee status, with full-time benefits, based on a 1,400-hour annual work requirement. Prillaman worked more than 1,400 hours every year and was on track to do so again in 2026.</w:t>
       </w:r>
     </w:p>
-    <w:bookmarkEnd w:id="24"/>
-    <w:bookmarkStart w:id="25" w:name="X3d8bebd3d25bc048425e142daf4c687980b953f"/>
-    <w:p>
-      <w:pPr>
-        <w:pStyle w:val="Heading2"/>
-      </w:pPr>
-      <w:r>
-        <w:t xml:space="preserve">B. Wake Forest Permits Younger Graylyn Employees to Work Remotely</w:t>
-      </w:r>
-    </w:p>
-    <w:p>
-      <w:pPr>
-        <w:pStyle w:val="FirstParagraph"/>
+    <w:p>
+      <w:pPr>
+        <w:keepNext/>
+        <w:keepLines/>
+        <w:spacing w:before="0" w:after="0" w:line="460" w:lineRule="exact"/>
+        <w:ind w:left="0" w:firstLine="0"/>
+        <w:jc w:val="left"/>
+      </w:pPr>
+      <w:r>
+        <w:rPr>
+          <w:b/>
+          <w:bCs/>
+        </w:rPr>
+        <w:t xml:space="preserve">B.</w:t>
+      </w:r>
+      <w:r>
+        <w:rPr>
+          <w:b/>
+          <w:bCs/>
+        </w:rPr>
+        <w:t xml:space="preserve"> </w:t>
+      </w:r>
+      <w:r>
+        <w:rPr>
+          <w:b/>
+          <w:bCs/>
+        </w:rPr>
+        <w:t xml:space="preserve">Wake</w:t>
+      </w:r>
+      <w:r>
+        <w:rPr>
+          <w:b/>
+          <w:bCs/>
+        </w:rPr>
+        <w:t xml:space="preserve"> </w:t>
+      </w:r>
+      <w:r>
+        <w:rPr>
+          <w:b/>
+          <w:bCs/>
+        </w:rPr>
+        <w:t xml:space="preserve">Forest</w:t>
+      </w:r>
+      <w:r>
+        <w:rPr>
+          <w:b/>
+          <w:bCs/>
+        </w:rPr>
+        <w:t xml:space="preserve"> </w:t>
+      </w:r>
+      <w:r>
+        <w:rPr>
+          <w:b/>
+          <w:bCs/>
+        </w:rPr>
+        <w:t xml:space="preserve">Permits</w:t>
+      </w:r>
+      <w:r>
+        <w:rPr>
+          <w:b/>
+          <w:bCs/>
+        </w:rPr>
+        <w:t xml:space="preserve"> </w:t>
+      </w:r>
+      <w:r>
+        <w:rPr>
+          <w:b/>
+          <w:bCs/>
+        </w:rPr>
+        <w:t xml:space="preserve">Younger</w:t>
+      </w:r>
+      <w:r>
+        <w:rPr>
+          <w:b/>
+          <w:bCs/>
+        </w:rPr>
+        <w:t xml:space="preserve"> </w:t>
+      </w:r>
+      <w:r>
+        <w:rPr>
+          <w:b/>
+          <w:bCs/>
+        </w:rPr>
+        <w:t xml:space="preserve">Graylyn</w:t>
+      </w:r>
+      <w:r>
+        <w:rPr>
+          <w:b/>
+          <w:bCs/>
+        </w:rPr>
+        <w:t xml:space="preserve"> </w:t>
+      </w:r>
+      <w:r>
+        <w:rPr>
+          <w:b/>
+          <w:bCs/>
+        </w:rPr>
+        <w:t xml:space="preserve">Employees</w:t>
+      </w:r>
+      <w:r>
+        <w:rPr>
+          <w:b/>
+          <w:bCs/>
+        </w:rPr>
+        <w:t xml:space="preserve"> </w:t>
+      </w:r>
+      <w:r>
+        <w:rPr>
+          <w:b/>
+          <w:bCs/>
+        </w:rPr>
+        <w:t xml:space="preserve">to</w:t>
+      </w:r>
+      <w:r>
+        <w:rPr>
+          <w:b/>
+          <w:bCs/>
+        </w:rPr>
+        <w:t xml:space="preserve"> </w:t>
+      </w:r>
+      <w:r>
+        <w:rPr>
+          <w:b/>
+          <w:bCs/>
+        </w:rPr>
+        <w:t xml:space="preserve">Work</w:t>
+      </w:r>
+      <w:r>
+        <w:rPr>
+          <w:b/>
+          <w:bCs/>
+        </w:rPr>
+        <w:t xml:space="preserve"> </w:t>
+      </w:r>
+      <w:r>
+        <w:rPr>
+          <w:b/>
+          <w:bCs/>
+        </w:rPr>
+        <w:t xml:space="preserve">Remotely</w:t>
+      </w:r>
+    </w:p>
+    <w:p>
+      <w:pPr>
+        <w:pStyle w:val="NumberedParagraph"/>
       </w:pPr>
       <w:r>
         <w:t xml:space="preserve">25.</w:t>
@@ -568,7 +1046,7 @@
     </w:p>
     <w:p>
       <w:pPr>
-        <w:pStyle w:val="BodyText"/>
+        <w:pStyle w:val="NumberedParagraph"/>
       </w:pPr>
       <w:r>
         <w:t xml:space="preserve">26.</w:t>
@@ -577,12 +1055,18 @@
         <w:tab/>
       </w:r>
       <w:r>
-        <w:t xml:space="preserve">Since the COVID-19 pandemic, Wake Forest has permitted at least two Graylyn employees, both substantially younger than Prillaman, to work fully remotely from outside the Winston-Salem area.</w:t>
-      </w:r>
-    </w:p>
-    <w:p>
-      <w:pPr>
-        <w:pStyle w:val="BodyText"/>
+        <w:t xml:space="preserve">Since the COVID</w:t>
+      </w:r>
+      <w:r>
+        <w:noBreakHyphen/>
+      </w:r>
+      <w:r>
+        <w:t xml:space="preserve">19 pandemic, Wake Forest has permitted at least two Graylyn employees, both substantially younger than Prillaman, to work fully remotely from outside the Winston-Salem area.</w:t>
+      </w:r>
+    </w:p>
+    <w:p>
+      <w:pPr>
+        <w:pStyle w:val="NumberedParagraph"/>
       </w:pPr>
       <w:r>
         <w:t xml:space="preserve">27.</w:t>
@@ -596,7 +1080,7 @@
     </w:p>
     <w:p>
       <w:pPr>
-        <w:pStyle w:val="BodyText"/>
+        <w:pStyle w:val="NumberedParagraph"/>
       </w:pPr>
       <w:r>
         <w:t xml:space="preserve">28.</w:t>
@@ -605,12 +1089,12 @@
         <w:tab/>
       </w:r>
       <w:r>
-        <w:t xml:space="preserve">Shelley Brown, Graylyn’s Manager of Sales and Marketing has been permitted to work remotely from St. Augustine, Florida and is approximately 50 years old.</w:t>
-      </w:r>
-    </w:p>
-    <w:p>
-      <w:pPr>
-        <w:pStyle w:val="BodyText"/>
+        <w:t xml:space="preserve">Shelley Brown, Graylyn’s Manager of Sales and Marketing has been permitted to work remotely from St. Augustine, Florida and is approximately 50 years old.</w:t>
+      </w:r>
+    </w:p>
+    <w:p>
+      <w:pPr>
+        <w:pStyle w:val="NumberedParagraph"/>
       </w:pPr>
       <w:r>
         <w:t xml:space="preserve">29.</w:t>
@@ -624,7 +1108,7 @@
     </w:p>
     <w:p>
       <w:pPr>
-        <w:pStyle w:val="BodyText"/>
+        <w:pStyle w:val="NumberedParagraph"/>
       </w:pPr>
       <w:r>
         <w:t xml:space="preserve">30.</w:t>
@@ -638,7 +1122,7 @@
     </w:p>
     <w:p>
       <w:pPr>
-        <w:pStyle w:val="BodyText"/>
+        <w:pStyle w:val="NumberedParagraph"/>
       </w:pPr>
       <w:r>
         <w:t xml:space="preserve">31.</w:t>
@@ -650,19 +1134,95 @@
         <w:t xml:space="preserve">Defendant permitted substantially younger remote employees to accept client payment card information from remote locations.</w:t>
       </w:r>
     </w:p>
-    <w:bookmarkEnd w:id="25"/>
-    <w:bookmarkStart w:id="26" w:name="X23e138ebd56c8a5cdac3f7ff7fe55f3855d0c5f"/>
-    <w:p>
-      <w:pPr>
-        <w:pStyle w:val="Heading2"/>
-      </w:pPr>
-      <w:r>
-        <w:t xml:space="preserve">C. Prillaman’s Request for Phased Retirement</w:t>
-      </w:r>
-    </w:p>
-    <w:p>
-      <w:pPr>
-        <w:pStyle w:val="FirstParagraph"/>
+    <w:p>
+      <w:pPr>
+        <w:keepNext/>
+        <w:keepLines/>
+        <w:spacing w:before="0" w:after="0" w:line="460" w:lineRule="exact"/>
+        <w:ind w:left="0" w:firstLine="0"/>
+        <w:jc w:val="left"/>
+      </w:pPr>
+      <w:r>
+        <w:rPr>
+          <w:b/>
+          <w:bCs/>
+        </w:rPr>
+        <w:t xml:space="preserve">C.</w:t>
+      </w:r>
+      <w:r>
+        <w:rPr>
+          <w:b/>
+          <w:bCs/>
+        </w:rPr>
+        <w:t xml:space="preserve"> </w:t>
+      </w:r>
+      <w:r>
+        <w:rPr>
+          <w:b/>
+          <w:bCs/>
+        </w:rPr>
+        <w:t xml:space="preserve">Prillaman’s</w:t>
+      </w:r>
+      <w:r>
+        <w:rPr>
+          <w:b/>
+          <w:bCs/>
+        </w:rPr>
+        <w:t xml:space="preserve"> </w:t>
+      </w:r>
+      <w:r>
+        <w:rPr>
+          <w:b/>
+          <w:bCs/>
+        </w:rPr>
+        <w:t xml:space="preserve">Request</w:t>
+      </w:r>
+      <w:r>
+        <w:rPr>
+          <w:b/>
+          <w:bCs/>
+        </w:rPr>
+        <w:t xml:space="preserve"> </w:t>
+      </w:r>
+      <w:r>
+        <w:rPr>
+          <w:b/>
+          <w:bCs/>
+        </w:rPr>
+        <w:t xml:space="preserve">for</w:t>
+      </w:r>
+      <w:r>
+        <w:rPr>
+          <w:b/>
+          <w:bCs/>
+        </w:rPr>
+        <w:t xml:space="preserve"> </w:t>
+      </w:r>
+      <w:r>
+        <w:rPr>
+          <w:b/>
+          <w:bCs/>
+        </w:rPr>
+        <w:t xml:space="preserve">Phased</w:t>
+      </w:r>
+      <w:r>
+        <w:rPr>
+          <w:b/>
+          <w:bCs/>
+        </w:rPr>
+        <w:t xml:space="preserve"> </w:t>
+      </w:r>
+      <w:r>
+        <w:rPr>
+          <w:b/>
+          <w:bCs/>
+        </w:rPr>
+        <w:t xml:space="preserve">Retirement</w:t>
+      </w:r>
+    </w:p>
+    <w:p>
+      <w:pPr>
+        <w:pStyle w:val="NumberedParagraph"/>
       </w:pPr>
       <w:r>
         <w:t xml:space="preserve">32.</w:t>
@@ -676,7 +1236,7 @@
     </w:p>
     <w:p>
       <w:pPr>
-        <w:pStyle w:val="BodyText"/>
+        <w:pStyle w:val="NumberedParagraph"/>
       </w:pPr>
       <w:r>
         <w:t xml:space="preserve">33.</w:t>
@@ -690,7 +1250,7 @@
     </w:p>
     <w:p>
       <w:pPr>
-        <w:pStyle w:val="BodyText"/>
+        <w:pStyle w:val="NumberedParagraph"/>
       </w:pPr>
       <w:r>
         <w:t xml:space="preserve">34.</w:t>
@@ -704,7 +1264,7 @@
     </w:p>
     <w:p>
       <w:pPr>
-        <w:pStyle w:val="BodyText"/>
+        <w:pStyle w:val="NumberedParagraph"/>
       </w:pPr>
       <w:r>
         <w:t xml:space="preserve">35.</w:t>
@@ -716,19 +1276,95 @@
         <w:t xml:space="preserve">Wise never communicated to Prillaman a decision on her phased retirement request.</w:t>
       </w:r>
     </w:p>
-    <w:bookmarkEnd w:id="26"/>
-    <w:bookmarkStart w:id="28" w:name="d.-prillamans-request-for-remote-work"/>
-    <w:p>
-      <w:pPr>
-        <w:pStyle w:val="Heading2"/>
-      </w:pPr>
-      <w:r>
-        <w:t xml:space="preserve">D. Prillaman’s Request for Remote Work</w:t>
-      </w:r>
-    </w:p>
-    <w:p>
-      <w:pPr>
-        <w:pStyle w:val="FirstParagraph"/>
+    <w:p>
+      <w:pPr>
+        <w:keepNext/>
+        <w:keepLines/>
+        <w:spacing w:before="0" w:after="0" w:line="460" w:lineRule="exact"/>
+        <w:ind w:left="0" w:firstLine="0"/>
+        <w:jc w:val="left"/>
+      </w:pPr>
+      <w:r>
+        <w:rPr>
+          <w:b/>
+          <w:bCs/>
+        </w:rPr>
+        <w:t xml:space="preserve">D.</w:t>
+      </w:r>
+      <w:r>
+        <w:rPr>
+          <w:b/>
+          <w:bCs/>
+        </w:rPr>
+        <w:t xml:space="preserve"> </w:t>
+      </w:r>
+      <w:r>
+        <w:rPr>
+          <w:b/>
+          <w:bCs/>
+        </w:rPr>
+        <w:t xml:space="preserve">Prillaman’s</w:t>
+      </w:r>
+      <w:r>
+        <w:rPr>
+          <w:b/>
+          <w:bCs/>
+        </w:rPr>
+        <w:t xml:space="preserve"> </w:t>
+      </w:r>
+      <w:r>
+        <w:rPr>
+          <w:b/>
+          <w:bCs/>
+        </w:rPr>
+        <w:t xml:space="preserve">Request</w:t>
+      </w:r>
+      <w:r>
+        <w:rPr>
+          <w:b/>
+          <w:bCs/>
+        </w:rPr>
+        <w:t xml:space="preserve"> </w:t>
+      </w:r>
+      <w:r>
+        <w:rPr>
+          <w:b/>
+          <w:bCs/>
+        </w:rPr>
+        <w:t xml:space="preserve">for</w:t>
+      </w:r>
+      <w:r>
+        <w:rPr>
+          <w:b/>
+          <w:bCs/>
+        </w:rPr>
+        <w:t xml:space="preserve"> </w:t>
+      </w:r>
+      <w:r>
+        <w:rPr>
+          <w:b/>
+          <w:bCs/>
+        </w:rPr>
+        <w:t xml:space="preserve">Remote</w:t>
+      </w:r>
+      <w:r>
+        <w:rPr>
+          <w:b/>
+          <w:bCs/>
+        </w:rPr>
+        <w:t xml:space="preserve"> </w:t>
+      </w:r>
+      <w:r>
+        <w:rPr>
+          <w:b/>
+          <w:bCs/>
+        </w:rPr>
+        <w:t xml:space="preserve">Work</w:t>
+      </w:r>
+    </w:p>
+    <w:p>
+      <w:pPr>
+        <w:pStyle w:val="NumberedParagraph"/>
       </w:pPr>
       <w:r>
         <w:t xml:space="preserve">36.</w:t>
@@ -737,18 +1373,18 @@
         <w:tab/>
       </w:r>
       <w:r>
-        <w:t xml:space="preserve">In February 2026, Prillaman informed Bowman that she and her husband needed to relocate to Wilmington, North Carolina, to be near their son because of her husband’s serious medical conditions. Prillaman requested permission to work remotely or on a hybrid remote/in-office schedule.</w:t>
+        <w:t xml:space="preserve">In February 2026, Prillaman informed Bowman that she and her husband needed to relocate to Wilmington, North Carolina, to be near their son because of her husband’s serious medical conditions. Prillaman requested permission to work remotely or on a hybrid remote/​in-office schedule.</w:t>
       </w:r>
       <w:r>
         <w:rPr>
           <w:rStyle w:val="FootnoteReference"/>
         </w:rPr>
-        <w:footnoteReference w:id="27"/>
-      </w:r>
-    </w:p>
-    <w:p>
-      <w:pPr>
-        <w:pStyle w:val="BodyText"/>
+        <w:footnoteReference w:id="9"/>
+      </w:r>
+    </w:p>
+    <w:p>
+      <w:pPr>
+        <w:pStyle w:val="NumberedParagraph"/>
       </w:pPr>
       <w:r>
         <w:t xml:space="preserve">37.</w:t>
@@ -762,7 +1398,7 @@
     </w:p>
     <w:p>
       <w:pPr>
-        <w:pStyle w:val="BodyText"/>
+        <w:pStyle w:val="NumberedParagraph"/>
       </w:pPr>
       <w:r>
         <w:t xml:space="preserve">38.</w:t>
@@ -776,7 +1412,7 @@
     </w:p>
     <w:p>
       <w:pPr>
-        <w:pStyle w:val="BodyText"/>
+        <w:pStyle w:val="NumberedParagraph"/>
       </w:pPr>
       <w:r>
         <w:t xml:space="preserve">39.</w:t>
@@ -790,7 +1426,7 @@
     </w:p>
     <w:p>
       <w:pPr>
-        <w:pStyle w:val="BodyText"/>
+        <w:pStyle w:val="NumberedParagraph"/>
       </w:pPr>
       <w:r>
         <w:t xml:space="preserve">40.</w:t>
@@ -799,12 +1435,18 @@
         <w:tab/>
       </w:r>
       <w:r>
-        <w:t xml:space="preserve">Prillaman’s core duties, managing room blocks, communicating with clients by phone and email, and entering reservations and payments in Opera, could be performed remotely, as her own remote work during the COVID-19 closure had demonstrated.</w:t>
-      </w:r>
-    </w:p>
-    <w:p>
-      <w:pPr>
-        <w:pStyle w:val="BodyText"/>
+        <w:t xml:space="preserve">Prillaman’s core duties, managing room blocks, communicating with clients by phone and email, and entering reservations and payments in Opera, could be performed remotely, as her own remote work during the COVID</w:t>
+      </w:r>
+      <w:r>
+        <w:noBreakHyphen/>
+      </w:r>
+      <w:r>
+        <w:t xml:space="preserve">19 closure had demonstrated.</w:t>
+      </w:r>
+    </w:p>
+    <w:p>
+      <w:pPr>
+        <w:pStyle w:val="NumberedParagraph"/>
       </w:pPr>
       <w:r>
         <w:t xml:space="preserve">41.</w:t>
@@ -816,19 +1458,95 @@
         <w:t xml:space="preserve">Despite Prillaman’s repeated requests, Defendant provided no decision, and no reason for withholding one, for more than a month.</w:t>
       </w:r>
     </w:p>
-    <w:bookmarkEnd w:id="28"/>
-    <w:bookmarkStart w:id="29" w:name="e.-the-march-26-2026-meeting"/>
-    <w:p>
-      <w:pPr>
-        <w:pStyle w:val="Heading2"/>
-      </w:pPr>
-      <w:r>
-        <w:t xml:space="preserve">E. The March 26, 2026, Meeting</w:t>
-      </w:r>
-    </w:p>
-    <w:p>
-      <w:pPr>
-        <w:pStyle w:val="FirstParagraph"/>
+    <w:p>
+      <w:pPr>
+        <w:keepNext/>
+        <w:keepLines/>
+        <w:spacing w:before="0" w:after="0" w:line="460" w:lineRule="exact"/>
+        <w:ind w:left="0" w:firstLine="0"/>
+        <w:jc w:val="left"/>
+      </w:pPr>
+      <w:r>
+        <w:rPr>
+          <w:b/>
+          <w:bCs/>
+        </w:rPr>
+        <w:t xml:space="preserve">E.</w:t>
+      </w:r>
+      <w:r>
+        <w:rPr>
+          <w:b/>
+          <w:bCs/>
+        </w:rPr>
+        <w:t xml:space="preserve"> </w:t>
+      </w:r>
+      <w:r>
+        <w:rPr>
+          <w:b/>
+          <w:bCs/>
+        </w:rPr>
+        <w:t xml:space="preserve">The</w:t>
+      </w:r>
+      <w:r>
+        <w:rPr>
+          <w:b/>
+          <w:bCs/>
+        </w:rPr>
+        <w:t xml:space="preserve"> </w:t>
+      </w:r>
+      <w:r>
+        <w:rPr>
+          <w:b/>
+          <w:bCs/>
+        </w:rPr>
+        <w:t xml:space="preserve">March</w:t>
+      </w:r>
+      <w:r>
+        <w:rPr>
+          <w:b/>
+          <w:bCs/>
+        </w:rPr>
+        <w:t xml:space="preserve"> </w:t>
+      </w:r>
+      <w:r>
+        <w:rPr>
+          <w:b/>
+          <w:bCs/>
+        </w:rPr>
+        <w:t xml:space="preserve">26,</w:t>
+      </w:r>
+      <w:r>
+        <w:rPr>
+          <w:b/>
+          <w:bCs/>
+        </w:rPr>
+        <w:t xml:space="preserve"> </w:t>
+      </w:r>
+      <w:r>
+        <w:rPr>
+          <w:b/>
+          <w:bCs/>
+        </w:rPr>
+        <w:t xml:space="preserve">2026,</w:t>
+      </w:r>
+      <w:r>
+        <w:rPr>
+          <w:b/>
+          <w:bCs/>
+        </w:rPr>
+        <w:t xml:space="preserve"> </w:t>
+      </w:r>
+      <w:r>
+        <w:rPr>
+          <w:b/>
+          <w:bCs/>
+        </w:rPr>
+        <w:t xml:space="preserve">Meeting</w:t>
+      </w:r>
+    </w:p>
+    <w:p>
+      <w:pPr>
+        <w:pStyle w:val="NumberedParagraph"/>
       </w:pPr>
       <w:r>
         <w:t xml:space="preserve">42.</w:t>
@@ -842,7 +1560,7 @@
     </w:p>
     <w:p>
       <w:pPr>
-        <w:pStyle w:val="BodyText"/>
+        <w:pStyle w:val="NumberedParagraph"/>
       </w:pPr>
       <w:r>
         <w:t xml:space="preserve">43.</w:t>
@@ -856,7 +1574,7 @@
     </w:p>
     <w:p>
       <w:pPr>
-        <w:pStyle w:val="BodyText"/>
+        <w:pStyle w:val="NumberedParagraph"/>
       </w:pPr>
       <w:r>
         <w:t xml:space="preserve">44.</w:t>
@@ -870,7 +1588,7 @@
     </w:p>
     <w:p>
       <w:pPr>
-        <w:pStyle w:val="BodyText"/>
+        <w:pStyle w:val="NumberedParagraph"/>
       </w:pPr>
       <w:r>
         <w:t xml:space="preserve">45.</w:t>
@@ -884,7 +1602,7 @@
     </w:p>
     <w:p>
       <w:pPr>
-        <w:pStyle w:val="BodyText"/>
+        <w:pStyle w:val="NumberedParagraph"/>
       </w:pPr>
       <w:r>
         <w:t xml:space="preserve">46.</w:t>
@@ -898,7 +1616,7 @@
     </w:p>
     <w:p>
       <w:pPr>
-        <w:pStyle w:val="BodyText"/>
+        <w:pStyle w:val="NumberedParagraph"/>
       </w:pPr>
       <w:r>
         <w:t xml:space="preserve">47.</w:t>
@@ -910,19 +1628,95 @@
         <w:t xml:space="preserve">On Friday, March 27, 2026, Wise was not in the office during. Prillaman’s scheduled shift and the discussion never resumed.</w:t>
       </w:r>
     </w:p>
-    <w:bookmarkEnd w:id="29"/>
-    <w:bookmarkStart w:id="30" w:name="f.-prillaman-is-forced-to-retire"/>
-    <w:p>
-      <w:pPr>
-        <w:pStyle w:val="Heading2"/>
-      </w:pPr>
-      <w:r>
-        <w:t xml:space="preserve">F. Prillaman Is Forced to Retire</w:t>
-      </w:r>
-    </w:p>
-    <w:p>
-      <w:pPr>
-        <w:pStyle w:val="FirstParagraph"/>
+    <w:p>
+      <w:pPr>
+        <w:keepNext/>
+        <w:keepLines/>
+        <w:spacing w:before="0" w:after="0" w:line="460" w:lineRule="exact"/>
+        <w:ind w:left="0" w:firstLine="0"/>
+        <w:jc w:val="left"/>
+      </w:pPr>
+      <w:r>
+        <w:rPr>
+          <w:b/>
+          <w:bCs/>
+        </w:rPr>
+        <w:t xml:space="preserve">F.</w:t>
+      </w:r>
+      <w:r>
+        <w:rPr>
+          <w:b/>
+          <w:bCs/>
+        </w:rPr>
+        <w:t xml:space="preserve"> </w:t>
+      </w:r>
+      <w:r>
+        <w:rPr>
+          <w:b/>
+          <w:bCs/>
+        </w:rPr>
+        <w:t xml:space="preserve">Prillaman</w:t>
+      </w:r>
+      <w:r>
+        <w:rPr>
+          <w:b/>
+          <w:bCs/>
+        </w:rPr>
+        <w:t xml:space="preserve"> </w:t>
+      </w:r>
+      <w:r>
+        <w:rPr>
+          <w:b/>
+          <w:bCs/>
+        </w:rPr>
+        <w:t xml:space="preserve">Is</w:t>
+      </w:r>
+      <w:r>
+        <w:rPr>
+          <w:b/>
+          <w:bCs/>
+        </w:rPr>
+        <w:t xml:space="preserve"> </w:t>
+      </w:r>
+      <w:r>
+        <w:rPr>
+          <w:b/>
+          <w:bCs/>
+        </w:rPr>
+        <w:t xml:space="preserve">Forced</w:t>
+      </w:r>
+      <w:r>
+        <w:rPr>
+          <w:b/>
+          <w:bCs/>
+        </w:rPr>
+        <w:t xml:space="preserve"> </w:t>
+      </w:r>
+      <w:r>
+        <w:rPr>
+          <w:b/>
+          <w:bCs/>
+        </w:rPr>
+        <w:t xml:space="preserve">to</w:t>
+      </w:r>
+      <w:r>
+        <w:rPr>
+          <w:b/>
+          <w:bCs/>
+        </w:rPr>
+        <w:t xml:space="preserve"> </w:t>
+      </w:r>
+      <w:r>
+        <w:rPr>
+          <w:b/>
+          <w:bCs/>
+        </w:rPr>
+        <w:t xml:space="preserve">Retire</w:t>
+      </w:r>
+    </w:p>
+    <w:p>
+      <w:pPr>
+        <w:pStyle w:val="NumberedParagraph"/>
       </w:pPr>
       <w:r>
         <w:t xml:space="preserve">48.</w:t>
@@ -936,7 +1730,7 @@
     </w:p>
     <w:p>
       <w:pPr>
-        <w:pStyle w:val="BodyText"/>
+        <w:pStyle w:val="NumberedParagraph"/>
       </w:pPr>
       <w:r>
         <w:t xml:space="preserve">49.</w:t>
@@ -950,7 +1744,7 @@
     </w:p>
     <w:p>
       <w:pPr>
-        <w:pStyle w:val="BodyText"/>
+        <w:pStyle w:val="NumberedParagraph"/>
       </w:pPr>
       <w:r>
         <w:t xml:space="preserve">50.</w:t>
@@ -964,7 +1758,7 @@
     </w:p>
     <w:p>
       <w:pPr>
-        <w:pStyle w:val="BodyText"/>
+        <w:pStyle w:val="NumberedParagraph"/>
       </w:pPr>
       <w:r>
         <w:t xml:space="preserve">51.</w:t>
@@ -978,7 +1772,7 @@
     </w:p>
     <w:p>
       <w:pPr>
-        <w:pStyle w:val="BodyText"/>
+        <w:pStyle w:val="NumberedParagraph"/>
       </w:pPr>
       <w:r>
         <w:t xml:space="preserve">52.</w:t>
@@ -992,7 +1786,7 @@
     </w:p>
     <w:p>
       <w:pPr>
-        <w:pStyle w:val="BodyText"/>
+        <w:pStyle w:val="NumberedParagraph"/>
       </w:pPr>
       <w:r>
         <w:t xml:space="preserve">53.</w:t>
@@ -1004,19 +1798,193 @@
         <w:t xml:space="preserve">Prillaman did not wish to retire, and would not have retired when she did, had Defendant afforded her the same remote work opportunity it afforded her younger colleagues.</w:t>
       </w:r>
     </w:p>
-    <w:bookmarkEnd w:id="30"/>
-    <w:bookmarkStart w:id="31" w:name="Xa02e18a7027de0f82f03972534b9052ccfad03e"/>
-    <w:p>
-      <w:pPr>
-        <w:pStyle w:val="Heading2"/>
-      </w:pPr>
-      <w:r>
-        <w:t xml:space="preserve">G. Defendant Reprimands Prillaman and Confirms That Remote Work Was Never Being Considered</w:t>
-      </w:r>
-    </w:p>
-    <w:p>
-      <w:pPr>
-        <w:pStyle w:val="FirstParagraph"/>
+    <w:p>
+      <w:pPr>
+        <w:keepNext/>
+        <w:keepLines/>
+        <w:spacing w:before="0" w:after="0" w:line="460" w:lineRule="exact"/>
+        <w:ind w:left="0" w:firstLine="0"/>
+        <w:jc w:val="left"/>
+      </w:pPr>
+      <w:r>
+        <w:rPr>
+          <w:b/>
+          <w:bCs/>
+        </w:rPr>
+        <w:t xml:space="preserve">G.</w:t>
+      </w:r>
+      <w:r>
+        <w:rPr>
+          <w:b/>
+          <w:bCs/>
+        </w:rPr>
+        <w:t xml:space="preserve"> </w:t>
+      </w:r>
+      <w:r>
+        <w:rPr>
+          <w:b/>
+          <w:bCs/>
+        </w:rPr>
+        <w:t xml:space="preserve">Defendant</w:t>
+      </w:r>
+      <w:r>
+        <w:rPr>
+          <w:b/>
+          <w:bCs/>
+        </w:rPr>
+        <w:t xml:space="preserve"> </w:t>
+      </w:r>
+      <w:r>
+        <w:rPr>
+          <w:b/>
+          <w:bCs/>
+        </w:rPr>
+        <w:t xml:space="preserve">Reprimands</w:t>
+      </w:r>
+      <w:r>
+        <w:rPr>
+          <w:b/>
+          <w:bCs/>
+        </w:rPr>
+        <w:t xml:space="preserve"> </w:t>
+      </w:r>
+      <w:r>
+        <w:rPr>
+          <w:b/>
+          <w:bCs/>
+        </w:rPr>
+        <w:t xml:space="preserve">Prillaman</w:t>
+      </w:r>
+      <w:r>
+        <w:rPr>
+          <w:b/>
+          <w:bCs/>
+        </w:rPr>
+        <w:t xml:space="preserve"> </w:t>
+      </w:r>
+      <w:r>
+        <w:rPr>
+          <w:b/>
+          <w:bCs/>
+        </w:rPr>
+        <w:t xml:space="preserve">and</w:t>
+      </w:r>
+      <w:r>
+        <w:rPr>
+          <w:b/>
+          <w:bCs/>
+        </w:rPr>
+        <w:t xml:space="preserve"> </w:t>
+      </w:r>
+      <w:r>
+        <w:rPr>
+          <w:b/>
+          <w:bCs/>
+        </w:rPr>
+        <w:t xml:space="preserve">Confirms</w:t>
+      </w:r>
+      <w:r>
+        <w:rPr>
+          <w:b/>
+          <w:bCs/>
+        </w:rPr>
+        <w:t xml:space="preserve"> </w:t>
+      </w:r>
+      <w:r>
+        <w:rPr>
+          <w:b/>
+          <w:bCs/>
+        </w:rPr>
+        <w:t xml:space="preserve">That</w:t>
+      </w:r>
+      <w:r>
+        <w:rPr>
+          <w:b/>
+          <w:bCs/>
+        </w:rPr>
+        <w:t xml:space="preserve"> </w:t>
+      </w:r>
+      <w:r>
+        <w:rPr>
+          <w:b/>
+          <w:bCs/>
+        </w:rPr>
+        <w:t xml:space="preserve">Remote</w:t>
+      </w:r>
+      <w:r>
+        <w:rPr>
+          <w:b/>
+          <w:bCs/>
+        </w:rPr>
+        <w:t xml:space="preserve"> </w:t>
+      </w:r>
+      <w:r>
+        <w:rPr>
+          <w:b/>
+          <w:bCs/>
+        </w:rPr>
+        <w:t xml:space="preserve">Work</w:t>
+      </w:r>
+      <w:r>
+        <w:rPr>
+          <w:b/>
+          <w:bCs/>
+        </w:rPr>
+        <w:t xml:space="preserve"> </w:t>
+      </w:r>
+      <w:r>
+        <w:rPr>
+          <w:b/>
+          <w:bCs/>
+        </w:rPr>
+        <w:t xml:space="preserve">Was</w:t>
+      </w:r>
+      <w:r>
+        <w:rPr>
+          <w:b/>
+          <w:bCs/>
+        </w:rPr>
+        <w:t xml:space="preserve"> </w:t>
+      </w:r>
+      <w:r>
+        <w:rPr>
+          <w:b/>
+          <w:bCs/>
+        </w:rPr>
+        <w:t xml:space="preserve">Never</w:t>
+      </w:r>
+      <w:r>
+        <w:rPr>
+          <w:b/>
+          <w:bCs/>
+        </w:rPr>
+        <w:t xml:space="preserve"> </w:t>
+      </w:r>
+      <w:r>
+        <w:rPr>
+          <w:b/>
+          <w:bCs/>
+        </w:rPr>
+        <w:t xml:space="preserve">Being</w:t>
+      </w:r>
+      <w:r>
+        <w:rPr>
+          <w:b/>
+          <w:bCs/>
+        </w:rPr>
+        <w:t xml:space="preserve"> </w:t>
+      </w:r>
+      <w:r>
+        <w:rPr>
+          <w:b/>
+          <w:bCs/>
+        </w:rPr>
+        <w:t xml:space="preserve">Considered</w:t>
+      </w:r>
+    </w:p>
+    <w:p>
+      <w:pPr>
+        <w:pStyle w:val="NumberedParagraph"/>
       </w:pPr>
       <w:r>
         <w:t xml:space="preserve">54.</w:t>
@@ -1030,7 +1998,7 @@
     </w:p>
     <w:p>
       <w:pPr>
-        <w:pStyle w:val="BodyText"/>
+        <w:pStyle w:val="NumberedParagraph"/>
       </w:pPr>
       <w:r>
         <w:t xml:space="preserve">55.</w:t>
@@ -1044,7 +2012,7 @@
     </w:p>
     <w:p>
       <w:pPr>
-        <w:pStyle w:val="BodyText"/>
+        <w:pStyle w:val="NumberedParagraph"/>
       </w:pPr>
       <w:r>
         <w:t xml:space="preserve">56.</w:t>
@@ -1058,7 +2026,7 @@
     </w:p>
     <w:p>
       <w:pPr>
-        <w:pStyle w:val="BodyText"/>
+        <w:pStyle w:val="NumberedParagraph"/>
       </w:pPr>
       <w:r>
         <w:t xml:space="preserve">57.</w:t>
@@ -1072,7 +2040,7 @@
     </w:p>
     <w:p>
       <w:pPr>
-        <w:pStyle w:val="BodyText"/>
+        <w:pStyle w:val="NumberedParagraph"/>
       </w:pPr>
       <w:r>
         <w:t xml:space="preserve">58.</w:t>
@@ -1086,7 +2054,7 @@
     </w:p>
     <w:p>
       <w:pPr>
-        <w:pStyle w:val="BodyText"/>
+        <w:pStyle w:val="NumberedParagraph"/>
       </w:pPr>
       <w:r>
         <w:t xml:space="preserve">59.</w:t>
@@ -1095,22 +2063,56 @@
         <w:tab/>
       </w:r>
       <w:r>
-        <w:t xml:space="preserve">Defendant refused to allow Ms. Prillaman to work remotely for her final two weeks. As a result, Prillaman took leave from April 3 2026, through her separation date of April 15, 2026.</w:t>
-      </w:r>
-    </w:p>
-    <w:bookmarkEnd w:id="31"/>
-    <w:bookmarkStart w:id="32" w:name="h.-prillamans-replacement"/>
-    <w:p>
-      <w:pPr>
-        <w:pStyle w:val="Heading2"/>
-      </w:pPr>
-      <w:r>
-        <w:t xml:space="preserve">H. Prillaman’s Replacement</w:t>
-      </w:r>
-    </w:p>
-    <w:p>
-      <w:pPr>
-        <w:pStyle w:val="FirstParagraph"/>
+        <w:t xml:space="preserve">Defendant refused to allow Ms. Prillaman to work remotely for her final two weeks. As a result, Prillaman took leave from April 3 2026, through her separation date of April 15, 2026.</w:t>
+      </w:r>
+    </w:p>
+    <w:p>
+      <w:pPr>
+        <w:keepNext/>
+        <w:keepLines/>
+        <w:spacing w:before="0" w:after="0" w:line="460" w:lineRule="exact"/>
+        <w:ind w:left="0" w:firstLine="0"/>
+        <w:jc w:val="left"/>
+      </w:pPr>
+      <w:r>
+        <w:rPr>
+          <w:b/>
+          <w:bCs/>
+        </w:rPr>
+        <w:t xml:space="preserve">H.</w:t>
+      </w:r>
+      <w:r>
+        <w:rPr>
+          <w:b/>
+          <w:bCs/>
+        </w:rPr>
+        <w:t xml:space="preserve"> </w:t>
+      </w:r>
+      <w:r>
+        <w:rPr>
+          <w:b/>
+          <w:bCs/>
+        </w:rPr>
+        <w:t xml:space="preserve">Prillaman’s</w:t>
+      </w:r>
+      <w:r>
+        <w:rPr>
+          <w:b/>
+          <w:bCs/>
+        </w:rPr>
+        <w:t xml:space="preserve"> </w:t>
+      </w:r>
+      <w:r>
+        <w:rPr>
+          <w:b/>
+          <w:bCs/>
+        </w:rPr>
+        <w:t xml:space="preserve">Replacement</w:t>
+      </w:r>
+    </w:p>
+    <w:p>
+      <w:pPr>
+        <w:pStyle w:val="NumberedParagraph"/>
       </w:pPr>
       <w:r>
         <w:t xml:space="preserve">60.</w:t>
@@ -1124,7 +2126,7 @@
     </w:p>
     <w:p>
       <w:pPr>
-        <w:pStyle w:val="KeepNextBody"/>
+        <w:pStyle w:val="NumberedParagraphKeep"/>
       </w:pPr>
       <w:r>
         <w:t xml:space="preserve">61.</w:t>
@@ -1138,55 +2140,63 @@
     </w:p>
     <w:p>
       <w:pPr>
-        <w:pStyle w:val="Compact"/>
-        <w:numPr>
-          <w:ilvl w:val="0"/>
-          <w:numId w:val="1001"/>
-        </w:numPr>
-      </w:pPr>
+        <w:pStyle w:val="NcmdList"/>
+      </w:pPr>
+      <w:r>
+        <w:t xml:space="preserve">•</w:t>
+      </w:r>
+      <w:r>
+        <w:tab/>
+      </w:r>
       <w:r>
         <w:t xml:space="preserve">Defendant’s grant of remote payment-processing capability to younger employees;</w:t>
       </w:r>
     </w:p>
     <w:p>
       <w:pPr>
-        <w:pStyle w:val="Compact"/>
-        <w:numPr>
-          <w:ilvl w:val="0"/>
-          <w:numId w:val="1001"/>
-        </w:numPr>
-      </w:pPr>
+        <w:pStyle w:val="NcmdList"/>
+      </w:pPr>
+      <w:r>
+        <w:t xml:space="preserve">•</w:t>
+      </w:r>
+      <w:r>
+        <w:tab/>
+      </w:r>
       <w:r>
         <w:t xml:space="preserve">Wise’s admitted lack of understanding of PCI compliance;</w:t>
       </w:r>
     </w:p>
     <w:p>
       <w:pPr>
-        <w:pStyle w:val="Compact"/>
-        <w:numPr>
-          <w:ilvl w:val="0"/>
-          <w:numId w:val="1001"/>
-        </w:numPr>
-      </w:pPr>
+        <w:pStyle w:val="NcmdList"/>
+      </w:pPr>
+      <w:r>
+        <w:t xml:space="preserve">•</w:t>
+      </w:r>
+      <w:r>
+        <w:tab/>
+      </w:r>
       <w:r>
         <w:t xml:space="preserve">Defendant’s refusal to engage with Prillaman’s proposals, and;</w:t>
       </w:r>
     </w:p>
     <w:p>
       <w:pPr>
-        <w:pStyle w:val="Compact"/>
-        <w:numPr>
-          <w:ilvl w:val="0"/>
-          <w:numId w:val="1001"/>
-        </w:numPr>
-      </w:pPr>
+        <w:pStyle w:val="NcmdList"/>
+      </w:pPr>
+      <w:r>
+        <w:t xml:space="preserve">•</w:t>
+      </w:r>
+      <w:r>
+        <w:tab/>
+      </w:r>
       <w:r>
         <w:t xml:space="preserve">Defendant’s failure to articulate any reason for its decisions while they were being made.</w:t>
       </w:r>
     </w:p>
     <w:p>
       <w:pPr>
-        <w:pStyle w:val="FirstParagraph"/>
+        <w:pStyle w:val="NumberedParagraph"/>
       </w:pPr>
       <w:r>
         <w:t xml:space="preserve">62.</w:t>
@@ -1200,7 +2210,7 @@
     </w:p>
     <w:p>
       <w:pPr>
-        <w:pStyle w:val="BodyText"/>
+        <w:pStyle w:val="NumberedParagraph"/>
       </w:pPr>
       <w:r>
         <w:t xml:space="preserve">63.</w:t>
@@ -1212,29 +2222,251 @@
         <w:t xml:space="preserve">But for Plaintiff’s age, she would not have received disparate treatment or been constructively discharged.</w:t>
       </w:r>
     </w:p>
-    <w:bookmarkEnd w:id="32"/>
-    <w:bookmarkEnd w:id="33"/>
-    <w:bookmarkStart w:id="35" w:name="first-claim-for-relief"/>
-    <w:p>
-      <w:pPr>
-        <w:pStyle w:val="Heading1"/>
-      </w:pPr>
-      <w:r>
-        <w:t xml:space="preserve">FIRST CLAIM FOR RELIEF</w:t>
-      </w:r>
-    </w:p>
-    <w:bookmarkStart w:id="34" w:name="X5e4924f44aa0291fb718d3ef1549698f2ddf393"/>
-    <w:p>
-      <w:pPr>
-        <w:pStyle w:val="Heading2"/>
-      </w:pPr>
-      <w:r>
-        <w:t xml:space="preserve">(Age Discrimination in Violation of the ADEA, 29 U.S.C. § 626 et seq.)</w:t>
-      </w:r>
-    </w:p>
-    <w:p>
-      <w:pPr>
-        <w:pStyle w:val="FirstParagraph"/>
+    <w:p>
+      <w:pPr>
+        <w:keepNext/>
+        <w:keepLines/>
+        <w:spacing w:before="460" w:after="0" w:line="460" w:lineRule="exact"/>
+        <w:ind w:left="0" w:firstLine="0"/>
+        <w:jc w:val="center"/>
+      </w:pPr>
+      <w:r>
+        <w:rPr>
+          <w:b/>
+          <w:bCs/>
+        </w:rPr>
+        <w:t xml:space="preserve">FIRST</w:t>
+      </w:r>
+      <w:r>
+        <w:rPr>
+          <w:b/>
+          <w:bCs/>
+        </w:rPr>
+        <w:t xml:space="preserve"> </w:t>
+      </w:r>
+      <w:r>
+        <w:rPr>
+          <w:b/>
+          <w:bCs/>
+        </w:rPr>
+        <w:t xml:space="preserve">CLAIM</w:t>
+      </w:r>
+      <w:r>
+        <w:rPr>
+          <w:b/>
+          <w:bCs/>
+        </w:rPr>
+        <w:t xml:space="preserve"> </w:t>
+      </w:r>
+      <w:r>
+        <w:rPr>
+          <w:b/>
+          <w:bCs/>
+        </w:rPr>
+        <w:t xml:space="preserve">FOR</w:t>
+      </w:r>
+      <w:r>
+        <w:rPr>
+          <w:b/>
+          <w:bCs/>
+        </w:rPr>
+        <w:t xml:space="preserve"> </w:t>
+      </w:r>
+      <w:r>
+        <w:rPr>
+          <w:b/>
+          <w:bCs/>
+        </w:rPr>
+        <w:t xml:space="preserve">RELIEF</w:t>
+      </w:r>
+    </w:p>
+    <w:p>
+      <w:pPr>
+        <w:keepNext/>
+        <w:keepLines/>
+        <w:spacing w:before="0" w:after="0" w:line="460" w:lineRule="exact"/>
+        <w:ind w:left="0" w:firstLine="0"/>
+        <w:jc w:val="left"/>
+      </w:pPr>
+      <w:r>
+        <w:rPr>
+          <w:b/>
+          <w:bCs/>
+        </w:rPr>
+        <w:t xml:space="preserve">(Age</w:t>
+      </w:r>
+      <w:r>
+        <w:rPr>
+          <w:b/>
+          <w:bCs/>
+        </w:rPr>
+        <w:t xml:space="preserve"> </w:t>
+      </w:r>
+      <w:r>
+        <w:rPr>
+          <w:b/>
+          <w:bCs/>
+        </w:rPr>
+        <w:t xml:space="preserve">Discrimination</w:t>
+      </w:r>
+      <w:r>
+        <w:rPr>
+          <w:b/>
+          <w:bCs/>
+        </w:rPr>
+        <w:t xml:space="preserve"> </w:t>
+      </w:r>
+      <w:r>
+        <w:rPr>
+          <w:b/>
+          <w:bCs/>
+        </w:rPr>
+        <w:t xml:space="preserve">in</w:t>
+      </w:r>
+      <w:r>
+        <w:rPr>
+          <w:b/>
+          <w:bCs/>
+        </w:rPr>
+        <w:t xml:space="preserve"> </w:t>
+      </w:r>
+      <w:r>
+        <w:rPr>
+          <w:b/>
+          <w:bCs/>
+        </w:rPr>
+        <w:t xml:space="preserve">Violation</w:t>
+      </w:r>
+      <w:r>
+        <w:rPr>
+          <w:b/>
+          <w:bCs/>
+        </w:rPr>
+        <w:t xml:space="preserve"> </w:t>
+      </w:r>
+      <w:r>
+        <w:rPr>
+          <w:b/>
+          <w:bCs/>
+        </w:rPr>
+        <w:t xml:space="preserve">of</w:t>
+      </w:r>
+      <w:r>
+        <w:rPr>
+          <w:b/>
+          <w:bCs/>
+        </w:rPr>
+        <w:t xml:space="preserve"> </w:t>
+      </w:r>
+      <w:r>
+        <w:rPr>
+          <w:b/>
+          <w:bCs/>
+        </w:rPr>
+        <w:t xml:space="preserve">the</w:t>
+      </w:r>
+      <w:r>
+        <w:rPr>
+          <w:b/>
+          <w:bCs/>
+        </w:rPr>
+        <w:t xml:space="preserve"> </w:t>
+      </w:r>
+      <w:r>
+        <w:rPr>
+          <w:b/>
+          <w:bCs/>
+        </w:rPr>
+        <w:t xml:space="preserve">ADEA,</w:t>
+      </w:r>
+      <w:r>
+        <w:rPr>
+          <w:b/>
+          <w:bCs/>
+        </w:rPr>
+        <w:t xml:space="preserve"> </w:t>
+      </w:r>
+      <w:r>
+        <w:rPr>
+          <w:b/>
+          <w:bCs/>
+        </w:rPr>
+        <w:t xml:space="preserve">29</w:t>
+      </w:r>
+      <w:r>
+        <w:rPr>
+          <w:b/>
+          <w:bCs/>
+        </w:rPr>
+        <w:t xml:space="preserve"> </w:t>
+      </w:r>
+      <w:r>
+        <w:rPr>
+          <w:b/>
+          <w:bCs/>
+        </w:rPr>
+        <w:t xml:space="preserve">U.S.C.</w:t>
+      </w:r>
+      <w:r>
+        <w:rPr>
+          <w:b/>
+          <w:bCs/>
+        </w:rPr>
+        <w:t xml:space="preserve"> </w:t>
+      </w:r>
+      <w:r>
+        <w:rPr>
+          <w:b/>
+          <w:bCs/>
+        </w:rPr>
+        <w:t xml:space="preserve">§</w:t>
+      </w:r>
+      <w:r>
+        <w:rPr>
+          <w:b/>
+          <w:bCs/>
+        </w:rPr>
+        <w:t xml:space="preserve"> </w:t>
+      </w:r>
+      <w:r>
+        <w:rPr>
+          <w:b/>
+          <w:bCs/>
+        </w:rPr>
+        <w:t xml:space="preserve">626</w:t>
+      </w:r>
+      <w:r>
+        <w:rPr>
+          <w:b/>
+          <w:bCs/>
+        </w:rPr>
+        <w:t xml:space="preserve"> </w:t>
+      </w:r>
+      <w:r>
+        <w:rPr>
+          <w:b/>
+          <w:bCs/>
+        </w:rPr>
+        <w:t xml:space="preserve">et</w:t>
+      </w:r>
+      <w:r>
+        <w:rPr>
+          <w:b/>
+          <w:bCs/>
+        </w:rPr>
+        <w:t xml:space="preserve"> </w:t>
+      </w:r>
+      <w:r>
+        <w:rPr>
+          <w:b/>
+          <w:bCs/>
+        </w:rPr>
+        <w:t xml:space="preserve">seq.)</w:t>
+      </w:r>
+    </w:p>
+    <w:p>
+      <w:pPr>
+        <w:pStyle w:val="NumberedParagraph"/>
       </w:pPr>
       <w:r>
         <w:t xml:space="preserve">64.</w:t>
@@ -1248,7 +2480,7 @@
     </w:p>
     <w:p>
       <w:pPr>
-        <w:pStyle w:val="BodyText"/>
+        <w:pStyle w:val="NumberedParagraph"/>
       </w:pPr>
       <w:r>
         <w:t xml:space="preserve">65.</w:t>
@@ -1257,12 +2489,12 @@
         <w:tab/>
       </w:r>
       <w:r>
-        <w:t xml:space="preserve">At all relevant times, Prillaman was a member of the class protected by the ADEA, being over forty (40) years of age. 29 U.S.C. § 631(a).</w:t>
-      </w:r>
-    </w:p>
-    <w:p>
-      <w:pPr>
-        <w:pStyle w:val="BodyText"/>
+        <w:t xml:space="preserve">At all relevant times, Prillaman was a member of the class protected by the ADEA, being over forty (40) years of age. 29 U.S.C. § 631(a).</w:t>
+      </w:r>
+    </w:p>
+    <w:p>
+      <w:pPr>
+        <w:pStyle w:val="NumberedParagraph"/>
       </w:pPr>
       <w:r>
         <w:t xml:space="preserve">66.</w:t>
@@ -1276,7 +2508,7 @@
     </w:p>
     <w:p>
       <w:pPr>
-        <w:pStyle w:val="BodyText"/>
+        <w:pStyle w:val="NumberedParagraph"/>
       </w:pPr>
       <w:r>
         <w:t xml:space="preserve">67.</w:t>
@@ -1290,7 +2522,7 @@
     </w:p>
     <w:p>
       <w:pPr>
-        <w:pStyle w:val="BodyText"/>
+        <w:pStyle w:val="NumberedParagraph"/>
       </w:pPr>
       <w:r>
         <w:t xml:space="preserve">68.</w:t>
@@ -1304,7 +2536,7 @@
     </w:p>
     <w:p>
       <w:pPr>
-        <w:pStyle w:val="BodyText"/>
+        <w:pStyle w:val="NumberedParagraph"/>
       </w:pPr>
       <w:r>
         <w:t xml:space="preserve">69.</w:t>
@@ -1313,12 +2545,12 @@
         <w:tab/>
       </w:r>
       <w:r>
-        <w:t xml:space="preserve">Defendant’s conduct constitutes unlawful discrimination against Prillaman because of her age, in violation of 29 U.S.C. § 623(a)(1).</w:t>
-      </w:r>
-    </w:p>
-    <w:p>
-      <w:pPr>
-        <w:pStyle w:val="BodyText"/>
+        <w:t xml:space="preserve">Defendant’s conduct constitutes unlawful discrimination against Prillaman because of her age, in violation of 29 U.S.C. § 623(a)⁠(1).</w:t>
+      </w:r>
+    </w:p>
+    <w:p>
+      <w:pPr>
+        <w:pStyle w:val="NumberedParagraph"/>
       </w:pPr>
       <w:r>
         <w:t xml:space="preserve">70.</w:t>
@@ -1327,12 +2559,12 @@
         <w:tab/>
       </w:r>
       <w:r>
-        <w:t xml:space="preserve">Defendant’s violation of the ADEA was willful in that Defendant knew or showed reckless disregard that its conduct was prohibited by the ADEA, entitling Prillaman to liquidated damages under 29 U.S.C. § 626(b).</w:t>
-      </w:r>
-    </w:p>
-    <w:p>
-      <w:pPr>
-        <w:pStyle w:val="BodyText"/>
+        <w:t xml:space="preserve">Defendant’s violation of the ADEA was willful in that Defendant knew or showed reckless disregard that its conduct was prohibited by the ADEA, entitling Prillaman to liquidated damages under 29 U.S.C. § 626(b).</w:t>
+      </w:r>
+    </w:p>
+    <w:p>
+      <w:pPr>
+        <w:pStyle w:val="NumberedParagraph"/>
       </w:pPr>
       <w:r>
         <w:t xml:space="preserve">71.</w:t>
@@ -1344,29 +2576,195 @@
         <w:t xml:space="preserve">As a direct and proximate result of Defendant’s unlawful conduct, Prillaman has suffered and continues to suffer lost wages, salary, employment benefits, and other losses in amounts to be proven at trial.</w:t>
       </w:r>
     </w:p>
-    <w:bookmarkEnd w:id="34"/>
-    <w:bookmarkEnd w:id="35"/>
-    <w:bookmarkStart w:id="37" w:name="second-claim-for-relief"/>
-    <w:p>
-      <w:pPr>
-        <w:pStyle w:val="Heading1"/>
-      </w:pPr>
-      <w:r>
-        <w:t xml:space="preserve">SECOND CLAIM FOR RELIEF</w:t>
-      </w:r>
-    </w:p>
-    <w:bookmarkStart w:id="36" w:name="Xdbd65479e100db811a751568495a9cef9de00c5"/>
-    <w:p>
-      <w:pPr>
-        <w:pStyle w:val="Heading2"/>
-      </w:pPr>
-      <w:r>
-        <w:t xml:space="preserve">(Constructive Discharge, ADEA, 29 U.S.C. § 626 et seq.)</w:t>
-      </w:r>
-    </w:p>
-    <w:p>
-      <w:pPr>
-        <w:pStyle w:val="FirstParagraph"/>
+    <w:p>
+      <w:pPr>
+        <w:keepNext/>
+        <w:keepLines/>
+        <w:spacing w:before="460" w:after="0" w:line="460" w:lineRule="exact"/>
+        <w:ind w:left="0" w:firstLine="0"/>
+        <w:jc w:val="center"/>
+      </w:pPr>
+      <w:r>
+        <w:rPr>
+          <w:b/>
+          <w:bCs/>
+        </w:rPr>
+        <w:t xml:space="preserve">SECOND</w:t>
+      </w:r>
+      <w:r>
+        <w:rPr>
+          <w:b/>
+          <w:bCs/>
+        </w:rPr>
+        <w:t xml:space="preserve"> </w:t>
+      </w:r>
+      <w:r>
+        <w:rPr>
+          <w:b/>
+          <w:bCs/>
+        </w:rPr>
+        <w:t xml:space="preserve">CLAIM</w:t>
+      </w:r>
+      <w:r>
+        <w:rPr>
+          <w:b/>
+          <w:bCs/>
+        </w:rPr>
+        <w:t xml:space="preserve"> </w:t>
+      </w:r>
+      <w:r>
+        <w:rPr>
+          <w:b/>
+          <w:bCs/>
+        </w:rPr>
+        <w:t xml:space="preserve">FOR</w:t>
+      </w:r>
+      <w:r>
+        <w:rPr>
+          <w:b/>
+          <w:bCs/>
+        </w:rPr>
+        <w:t xml:space="preserve"> </w:t>
+      </w:r>
+      <w:r>
+        <w:rPr>
+          <w:b/>
+          <w:bCs/>
+        </w:rPr>
+        <w:t xml:space="preserve">RELIEF</w:t>
+      </w:r>
+    </w:p>
+    <w:p>
+      <w:pPr>
+        <w:keepNext/>
+        <w:keepLines/>
+        <w:spacing w:before="0" w:after="0" w:line="460" w:lineRule="exact"/>
+        <w:ind w:left="0" w:firstLine="0"/>
+        <w:jc w:val="left"/>
+      </w:pPr>
+      <w:r>
+        <w:rPr>
+          <w:b/>
+          <w:bCs/>
+        </w:rPr>
+        <w:t xml:space="preserve">(Constructive</w:t>
+      </w:r>
+      <w:r>
+        <w:rPr>
+          <w:b/>
+          <w:bCs/>
+        </w:rPr>
+        <w:t xml:space="preserve"> </w:t>
+      </w:r>
+      <w:r>
+        <w:rPr>
+          <w:b/>
+          <w:bCs/>
+        </w:rPr>
+        <w:t xml:space="preserve">Discharge,</w:t>
+      </w:r>
+      <w:r>
+        <w:rPr>
+          <w:b/>
+          <w:bCs/>
+        </w:rPr>
+        <w:t xml:space="preserve"> </w:t>
+      </w:r>
+      <w:r>
+        <w:rPr>
+          <w:b/>
+          <w:bCs/>
+        </w:rPr>
+        <w:t xml:space="preserve">ADEA,</w:t>
+      </w:r>
+      <w:r>
+        <w:rPr>
+          <w:b/>
+          <w:bCs/>
+        </w:rPr>
+        <w:t xml:space="preserve"> </w:t>
+      </w:r>
+      <w:r>
+        <w:rPr>
+          <w:b/>
+          <w:bCs/>
+        </w:rPr>
+        <w:t xml:space="preserve">29</w:t>
+      </w:r>
+      <w:r>
+        <w:rPr>
+          <w:b/>
+          <w:bCs/>
+        </w:rPr>
+        <w:t xml:space="preserve"> </w:t>
+      </w:r>
+      <w:r>
+        <w:rPr>
+          <w:b/>
+          <w:bCs/>
+        </w:rPr>
+        <w:t xml:space="preserve">U.S.C.</w:t>
+      </w:r>
+      <w:r>
+        <w:rPr>
+          <w:b/>
+          <w:bCs/>
+        </w:rPr>
+        <w:t xml:space="preserve"> </w:t>
+      </w:r>
+      <w:r>
+        <w:rPr>
+          <w:b/>
+          <w:bCs/>
+        </w:rPr>
+        <w:t xml:space="preserve">§</w:t>
+      </w:r>
+      <w:r>
+        <w:rPr>
+          <w:b/>
+          <w:bCs/>
+        </w:rPr>
+        <w:t xml:space="preserve"> </w:t>
+      </w:r>
+      <w:r>
+        <w:rPr>
+          <w:b/>
+          <w:bCs/>
+        </w:rPr>
+        <w:t xml:space="preserve">626</w:t>
+      </w:r>
+      <w:r>
+        <w:rPr>
+          <w:b/>
+          <w:bCs/>
+        </w:rPr>
+        <w:t xml:space="preserve"> </w:t>
+      </w:r>
+      <w:r>
+        <w:rPr>
+          <w:b/>
+          <w:bCs/>
+        </w:rPr>
+        <w:t xml:space="preserve">et</w:t>
+      </w:r>
+      <w:r>
+        <w:rPr>
+          <w:b/>
+          <w:bCs/>
+        </w:rPr>
+        <w:t xml:space="preserve"> </w:t>
+      </w:r>
+      <w:r>
+        <w:rPr>
+          <w:b/>
+          <w:bCs/>
+        </w:rPr>
+        <w:t xml:space="preserve">seq.)</w:t>
+      </w:r>
+    </w:p>
+    <w:p>
+      <w:pPr>
+        <w:pStyle w:val="NumberedParagraph"/>
       </w:pPr>
       <w:r>
         <w:t xml:space="preserve">72.</w:t>
@@ -1380,7 +2778,7 @@
     </w:p>
     <w:p>
       <w:pPr>
-        <w:pStyle w:val="BodyText"/>
+        <w:pStyle w:val="NumberedParagraph"/>
       </w:pPr>
       <w:r>
         <w:t xml:space="preserve">73.</w:t>
@@ -1394,7 +2792,7 @@
     </w:p>
     <w:p>
       <w:pPr>
-        <w:pStyle w:val="BodyText"/>
+        <w:pStyle w:val="NumberedParagraph"/>
       </w:pPr>
       <w:r>
         <w:t xml:space="preserve">74.</w:t>
@@ -1408,7 +2806,7 @@
     </w:p>
     <w:p>
       <w:pPr>
-        <w:pStyle w:val="BodyText"/>
+        <w:pStyle w:val="NumberedParagraph"/>
       </w:pPr>
       <w:r>
         <w:t xml:space="preserve">75.</w:t>
@@ -1417,12 +2815,12 @@
         <w:tab/>
       </w:r>
       <w:r>
-        <w:t xml:space="preserve">Prillaman’s resignation constitutes a constructive discharge and a discharge “because of such individual’s age” within the meaning of 29 U.S.C. § 623(a)(1).</w:t>
-      </w:r>
-    </w:p>
-    <w:p>
-      <w:pPr>
-        <w:pStyle w:val="BodyText"/>
+        <w:t xml:space="preserve">Prillaman’s resignation constitutes a constructive discharge and a discharge “because of such individual’s age” within the meaning of 29 U.S.C. § 623(a)⁠(1).</w:t>
+      </w:r>
+    </w:p>
+    <w:p>
+      <w:pPr>
+        <w:pStyle w:val="NumberedParagraph"/>
       </w:pPr>
       <w:r>
         <w:t xml:space="preserve">76.</w:t>
@@ -1436,7 +2834,7 @@
     </w:p>
     <w:p>
       <w:pPr>
-        <w:pStyle w:val="BodyText"/>
+        <w:pStyle w:val="NumberedParagraph"/>
       </w:pPr>
       <w:r>
         <w:t xml:space="preserve">77.</w:t>
@@ -1445,12 +2843,12 @@
         <w:tab/>
       </w:r>
       <w:r>
-        <w:t xml:space="preserve">Defendant’s violation of the ADEA was willful, in that Defendant knew, or showed reckless disregard for whether, its conduct was prohibited by the ADEA, entitling Prillaman to liquidated damages under 29 U.S.C. § 626(b).</w:t>
-      </w:r>
-    </w:p>
-    <w:p>
-      <w:pPr>
-        <w:pStyle w:val="BodyText"/>
+        <w:t xml:space="preserve">Defendant’s violation of the ADEA was willful, in that Defendant knew, or showed reckless disregard for whether, its conduct was prohibited by the ADEA, entitling Prillaman to liquidated damages under 29 U.S.C. § 626(b).</w:t>
+      </w:r>
+    </w:p>
+    <w:p>
+      <w:pPr>
+        <w:pStyle w:val="NumberedParagraph"/>
       </w:pPr>
       <w:r>
         <w:t xml:space="preserve">78.</w:t>
@@ -1462,20 +2860,53 @@
         <w:t xml:space="preserve">As a direct and proximate result of Defendant’s unlawful conduct, Prillaman has suffered and continues to suffer lost wages, salary, employment benefits, and other losses in amounts to be proven at trial.</w:t>
       </w:r>
     </w:p>
-    <w:bookmarkEnd w:id="36"/>
-    <w:bookmarkEnd w:id="37"/>
-    <w:bookmarkStart w:id="38" w:name="prayer-for-relief"/>
-    <w:p>
-      <w:pPr>
-        <w:pStyle w:val="Heading1"/>
-      </w:pPr>
-      <w:r>
-        <w:t xml:space="preserve">PRAYER FOR RELIEF</w:t>
-      </w:r>
-    </w:p>
-    <w:p>
-      <w:pPr>
-        <w:pStyle w:val="KeepNextBody"/>
+    <w:p>
+      <w:pPr>
+        <w:keepNext/>
+        <w:keepLines/>
+        <w:spacing w:before="460" w:after="0" w:line="460" w:lineRule="exact"/>
+        <w:ind w:left="0" w:firstLine="0"/>
+        <w:jc w:val="center"/>
+      </w:pPr>
+      <w:r>
+        <w:rPr>
+          <w:b/>
+          <w:bCs/>
+        </w:rPr>
+        <w:t xml:space="preserve">PRAYER</w:t>
+      </w:r>
+      <w:r>
+        <w:rPr>
+          <w:b/>
+          <w:bCs/>
+        </w:rPr>
+        <w:t xml:space="preserve"> </w:t>
+      </w:r>
+      <w:r>
+        <w:rPr>
+          <w:b/>
+          <w:bCs/>
+        </w:rPr>
+        <w:t xml:space="preserve">FOR</w:t>
+      </w:r>
+      <w:r>
+        <w:rPr>
+          <w:b/>
+          <w:bCs/>
+        </w:rPr>
+        <w:t xml:space="preserve"> </w:t>
+      </w:r>
+      <w:r>
+        <w:rPr>
+          <w:b/>
+          <w:bCs/>
+        </w:rPr>
+        <w:t xml:space="preserve">RELIEF</w:t>
+      </w:r>
+    </w:p>
+    <w:p>
+      <w:pPr>
+        <w:pStyle w:val="BodyTextKeep"/>
       </w:pPr>
       <w:r>
         <w:t xml:space="preserve">WHEREFORE, Plaintiff respectfully prays that this Court:</w:t>
@@ -1483,147 +2914,331 @@
     </w:p>
     <w:p>
       <w:pPr>
-        <w:pStyle w:val="Compact"/>
-        <w:numPr>
-          <w:ilvl w:val="0"/>
-          <w:numId w:val="1002"/>
-        </w:numPr>
-      </w:pPr>
-      <w:r>
-        <w:t xml:space="preserve">For compensatory and liquidated damages pursuant to 29 U.S.C. § 626(b) and 29 U.S.C. § 2617 in an amount to be proven at trial;</w:t>
-      </w:r>
-    </w:p>
-    <w:p>
-      <w:pPr>
-        <w:pStyle w:val="Compact"/>
-        <w:numPr>
-          <w:ilvl w:val="0"/>
-          <w:numId w:val="1002"/>
-        </w:numPr>
-      </w:pPr>
-      <w:r>
-        <w:t xml:space="preserve">Award Plaintiff her reasonable attorneys’ fees, expert fees, and costs of this action pursuant to 29 U.S.C. § 626(b) and 29 U.S.C. § 216(b);</w:t>
-      </w:r>
-    </w:p>
-    <w:p>
-      <w:pPr>
-        <w:pStyle w:val="Compact"/>
-        <w:numPr>
-          <w:ilvl w:val="0"/>
-          <w:numId w:val="1002"/>
-        </w:numPr>
-      </w:pPr>
+        <w:pStyle w:val="NcmdListKeep"/>
+      </w:pPr>
+      <w:r>
+        <w:t xml:space="preserve">1.</w:t>
+      </w:r>
+      <w:r>
+        <w:tab/>
+      </w:r>
+      <w:r>
+        <w:t xml:space="preserve">For compensatory and liquidated damages pursuant to 29 U.S.C. § 626(b) and 29 U.S.C. § 2617 in an amount to be proven at trial;</w:t>
+      </w:r>
+    </w:p>
+    <w:p>
+      <w:pPr>
+        <w:pStyle w:val="NcmdListKeep"/>
+      </w:pPr>
+      <w:r>
+        <w:t xml:space="preserve">2.</w:t>
+      </w:r>
+      <w:r>
+        <w:tab/>
+      </w:r>
+      <w:r>
+        <w:t xml:space="preserve">Award Plaintiff her reasonable attorneys’ fees, expert fees, and costs of this action pursuant to 29 U.S.C. § 626(b) and 29 U.S.C. § 216(b);</w:t>
+      </w:r>
+    </w:p>
+    <w:p>
+      <w:pPr>
+        <w:pStyle w:val="NcmdListKeep"/>
+      </w:pPr>
+      <w:r>
+        <w:t xml:space="preserve">3.</w:t>
+      </w:r>
+      <w:r>
+        <w:tab/>
+      </w:r>
       <w:r>
         <w:t xml:space="preserve">For a trial by jury on all issues triable;</w:t>
       </w:r>
     </w:p>
     <w:p>
       <w:pPr>
-        <w:pStyle w:val="Compact"/>
-        <w:numPr>
-          <w:ilvl w:val="0"/>
-          <w:numId w:val="1002"/>
-        </w:numPr>
-      </w:pPr>
+        <w:pStyle w:val="NcmdListKeep"/>
+      </w:pPr>
+      <w:r>
+        <w:t xml:space="preserve">4.</w:t>
+      </w:r>
+      <w:r>
+        <w:tab/>
+      </w:r>
       <w:r>
         <w:t xml:space="preserve">Award post-judgment interest on all sums awarded; and</w:t>
       </w:r>
     </w:p>
     <w:p>
       <w:pPr>
-        <w:pStyle w:val="Compact"/>
-        <w:numPr>
-          <w:ilvl w:val="0"/>
-          <w:numId w:val="1002"/>
-        </w:numPr>
-      </w:pPr>
+        <w:pStyle w:val="NcmdListKeep"/>
+      </w:pPr>
+      <w:r>
+        <w:t xml:space="preserve">5.</w:t>
+      </w:r>
+      <w:r>
+        <w:tab/>
+      </w:r>
       <w:r>
         <w:t xml:space="preserve">Grant such other and further relief as the Court deems just and proper.</w:t>
       </w:r>
     </w:p>
     <w:p>
       <w:pPr>
-        <w:pStyle w:val="SingleSpaced"/>
         <w:keepNext/>
-        <w:spacing w:before="460" w:after="0" w:line="420" w:lineRule="exact"/>
-      </w:pPr>
-      <w:r>
-        <w:t xml:space="preserve">This the 29th day of September 2026</w:t>
-      </w:r>
-    </w:p>
-    <w:p>
-      <w:pPr>
-        <w:pStyle w:val="SignatureBlock"/>
-        <w:spacing w:before="460" w:after="0" w:line="420" w:lineRule="exact"/>
-      </w:pPr>
-      <w:r>
-        <w:t xml:space="preserve">RANDOLPH M. JAMES, P.C.</w:t>
-      </w:r>
-    </w:p>
-    <w:p>
-      <w:pPr>
-        <w:pStyle w:val="SignatureBlock"/>
-        <w:spacing w:before="230" w:after="0" w:line="420" w:lineRule="exact"/>
+        <w:keepLines/>
+        <w:spacing w:before="460" w:after="0" w:line="300" w:lineRule="exact"/>
+        <w:ind w:left="0" w:firstLine="0"/>
+        <w:jc w:val="left"/>
+      </w:pPr>
+      <w:r>
+        <w:t xml:space="preserve">This the </w:t>
+      </w:r>
+      <w:r>
+        <w:t xml:space="preserve">29th</w:t>
+      </w:r>
+      <w:r>
+        <w:t xml:space="preserve"> </w:t>
+      </w:r>
+      <w:r>
+        <w:t xml:space="preserve">day</w:t>
+      </w:r>
+      <w:r>
+        <w:t xml:space="preserve"> </w:t>
+      </w:r>
+      <w:r>
+        <w:t xml:space="preserve">of</w:t>
+      </w:r>
+      <w:r>
+        <w:t xml:space="preserve"> </w:t>
+      </w:r>
+      <w:r>
+        <w:t xml:space="preserve">September</w:t>
+      </w:r>
+      <w:r>
+        <w:t xml:space="preserve"> </w:t>
+      </w:r>
+      <w:r>
+        <w:t xml:space="preserve">2026</w:t>
+      </w:r>
+    </w:p>
+    <w:p>
+      <w:pPr>
+        <w:keepNext/>
+        <w:keepLines/>
+        <w:spacing w:before="460" w:after="0" w:line="300" w:lineRule="exact"/>
+        <w:ind w:left="4320" w:firstLine="0"/>
+        <w:jc w:val="left"/>
+      </w:pPr>
+      <w:r>
+        <w:t xml:space="preserve">RANDOLPH</w:t>
+      </w:r>
+      <w:r>
+        <w:t xml:space="preserve"> </w:t>
+      </w:r>
+      <w:r>
+        <w:t xml:space="preserve">M.</w:t>
+      </w:r>
+      <w:r>
+        <w:t xml:space="preserve"> </w:t>
+      </w:r>
+      <w:r>
+        <w:t xml:space="preserve">JAMES,</w:t>
+      </w:r>
+      <w:r>
+        <w:t xml:space="preserve"> </w:t>
+      </w:r>
+      <w:r>
+        <w:t xml:space="preserve">P.C.</w:t>
+      </w:r>
+    </w:p>
+    <w:p>
+      <w:pPr>
+        <w:keepNext/>
+        <w:keepLines/>
+        <w:spacing w:before="300" w:after="0" w:line="300" w:lineRule="exact"/>
+        <w:ind w:left="4320" w:firstLine="0"/>
+        <w:jc w:val="left"/>
       </w:pPr>
       <w:r>
         <w:t xml:space="preserve">/s/ Randolph M. James</w:t>
       </w:r>
-      <w:r>
-        <w:br/>
-      </w:r>
-      <w:r>
-        <w:t xml:space="preserve">Randolph M. James</w:t>
-      </w:r>
-      <w:r>
-        <w:br/>
-      </w:r>
-      <w:r>
-        <w:t xml:space="preserve">N.C. Bar #10,000</w:t>
-      </w:r>
-      <w:r>
-        <w:br/>
-      </w:r>
-      <w:r>
-        <w:t xml:space="preserve">P.O. Box 20069</w:t>
-      </w:r>
-      <w:r>
-        <w:br/>
-      </w:r>
-      <w:r>
-        <w:t xml:space="preserve">Winston Salem, NC 27120</w:t>
-      </w:r>
-      <w:r>
-        <w:br/>
-      </w:r>
-      <w:r>
-        <w:t xml:space="preserve">336-794-6194</w:t>
-      </w:r>
-      <w:r>
-        <w:br/>
-      </w:r>
+    </w:p>
+    <w:p>
+      <w:pPr>
+        <w:keepNext/>
+        <w:keepLines/>
+        <w:spacing w:before="0" w:after="0" w:line="300" w:lineRule="exact"/>
+        <w:ind w:left="4320" w:firstLine="0"/>
+        <w:jc w:val="left"/>
+      </w:pPr>
+      <w:r>
+        <w:t xml:space="preserve">Randolph</w:t>
+      </w:r>
+      <w:r>
+        <w:t xml:space="preserve"> </w:t>
+      </w:r>
+      <w:r>
+        <w:t xml:space="preserve">M.</w:t>
+      </w:r>
+      <w:r>
+        <w:t xml:space="preserve"> </w:t>
+      </w:r>
+      <w:r>
+        <w:t xml:space="preserve">James</w:t>
+      </w:r>
+    </w:p>
+    <w:p>
+      <w:pPr>
+        <w:keepNext/>
+        <w:keepLines/>
+        <w:spacing w:before="0" w:after="0" w:line="300" w:lineRule="exact"/>
+        <w:ind w:left="4320" w:firstLine="0"/>
+        <w:jc w:val="left"/>
+      </w:pPr>
+      <w:r>
+        <w:t xml:space="preserve">N.C.</w:t>
+      </w:r>
+      <w:r>
+        <w:t xml:space="preserve"> </w:t>
+      </w:r>
+      <w:r>
+        <w:t xml:space="preserve">Bar</w:t>
+      </w:r>
+      <w:r>
+        <w:t xml:space="preserve"> </w:t>
+      </w:r>
+      <w:r>
+        <w:t xml:space="preserve">#10,000</w:t>
+      </w:r>
+    </w:p>
+    <w:p>
+      <w:pPr>
+        <w:keepNext/>
+        <w:keepLines/>
+        <w:spacing w:before="0" w:after="0" w:line="300" w:lineRule="exact"/>
+        <w:ind w:left="4320" w:firstLine="0"/>
+        <w:jc w:val="left"/>
+      </w:pPr>
+      <w:r>
+        <w:t xml:space="preserve">P.O.</w:t>
+      </w:r>
+      <w:r>
+        <w:t xml:space="preserve"> </w:t>
+      </w:r>
+      <w:r>
+        <w:t xml:space="preserve">Box</w:t>
+      </w:r>
+      <w:r>
+        <w:t xml:space="preserve"> </w:t>
+      </w:r>
+      <w:r>
+        <w:t xml:space="preserve">20069</w:t>
+      </w:r>
+    </w:p>
+    <w:p>
+      <w:pPr>
+        <w:keepNext/>
+        <w:keepLines/>
+        <w:spacing w:before="0" w:after="0" w:line="300" w:lineRule="exact"/>
+        <w:ind w:left="4320" w:firstLine="0"/>
+        <w:jc w:val="left"/>
+      </w:pPr>
+      <w:r>
+        <w:t xml:space="preserve">Winston</w:t>
+      </w:r>
+      <w:r>
+        <w:t xml:space="preserve"> </w:t>
+      </w:r>
+      <w:r>
+        <w:t xml:space="preserve">Salem,</w:t>
+      </w:r>
+      <w:r>
+        <w:t xml:space="preserve"> </w:t>
+      </w:r>
+      <w:r>
+        <w:t xml:space="preserve">NC</w:t>
+      </w:r>
+      <w:r>
+        <w:t xml:space="preserve"> </w:t>
+      </w:r>
+      <w:r>
+        <w:t xml:space="preserve">27120</w:t>
+      </w:r>
+    </w:p>
+    <w:p>
+      <w:pPr>
+        <w:keepNext/>
+        <w:keepLines/>
+        <w:spacing w:before="0" w:after="0" w:line="300" w:lineRule="exact"/>
+        <w:ind w:left="4320" w:firstLine="0"/>
+        <w:jc w:val="left"/>
+      </w:pPr>
+      <w:r>
+        <w:t xml:space="preserve">336</w:t>
+        <w:noBreakHyphen/>
+        <w:t xml:space="preserve">794</w:t>
+        <w:noBreakHyphen/>
+        <w:t xml:space="preserve">6194</w:t>
+      </w:r>
+    </w:p>
+    <w:p>
+      <w:pPr>
+        <w:keepNext/>
+        <w:keepLines/>
+        <w:spacing w:before="0" w:after="0" w:line="300" w:lineRule="exact"/>
+        <w:ind w:left="4320" w:firstLine="0"/>
+        <w:jc w:val="left"/>
+      </w:pPr>
       <w:r>
         <w:t xml:space="preserve">rmjames@rmjameslaw.com</w:t>
       </w:r>
     </w:p>
     <w:p>
       <w:pPr>
-        <w:pStyle w:val="SignatureBlock"/>
-        <w:spacing w:before="230" w:after="0" w:line="420" w:lineRule="exact"/>
+        <w:spacing w:before="300" w:after="0" w:line="300" w:lineRule="exact"/>
+        <w:ind w:left="4320" w:firstLine="0"/>
+        <w:jc w:val="left"/>
       </w:pPr>
       <w:r>
         <w:rPr>
           <w:i/>
           <w:iCs/>
         </w:rPr>
-        <w:t xml:space="preserve">Attorney for Plaintiff</w:t>
-      </w:r>
-    </w:p>
-    <w:bookmarkEnd w:id="38"/>
+        <w:t xml:space="preserve">Attorney</w:t>
+      </w:r>
+      <w:r>
+        <w:rPr>
+          <w:i/>
+          <w:iCs/>
+        </w:rPr>
+        <w:t xml:space="preserve"> </w:t>
+      </w:r>
+      <w:r>
+        <w:rPr>
+          <w:i/>
+          <w:iCs/>
+        </w:rPr>
+        <w:t xml:space="preserve">for</w:t>
+      </w:r>
+      <w:r>
+        <w:rPr>
+          <w:i/>
+          <w:iCs/>
+        </w:rPr>
+        <w:t xml:space="preserve"> </w:t>
+      </w:r>
+      <w:r>
+        <w:rPr>
+          <w:i/>
+          <w:iCs/>
+        </w:rPr>
+        <w:t xml:space="preserve">Plaintiff</w:t>
+      </w:r>
+    </w:p>
     <w:sectPr>
-      <w:footerReference r:id="rId9" w:type="default"/>
-      <w:pgSz w:h="15840" w:w="12240"/>
-      <w:pgMar w:bottom="1440" w:footer="576" w:gutter="0" w:header="720" w:left="1440" w:right="1440" w:top="1800"/>
-      <w:cols w:space="720"/>
+      <w:footerReference w:type="default" r:id="rIdFooter1"/>
+      <w:pgSz w:w="12240" w:h="15840"/>
+      <w:pgMar w:top="1800" w:right="1440" w:bottom="1440" w:left="1440" w:header="720" w:footer="576" w:gutter="0"/>
     </w:sectPr>
   </w:body>
 </w:document>
@@ -1637,41 +3252,22 @@
 <w:ftr xmlns:w="http://schemas.openxmlformats.org/wordprocessingml/2006/main" xmlns:r="http://schemas.openxmlformats.org/officeDocument/2006/relationships">
   <w:p>
     <w:pPr>
-      <w:pStyle w:val="Footer"/>
+      <w:spacing w:before="0" w:after="0" w:line="300" w:lineRule="exact"/>
+      <w:jc w:val="center"/>
     </w:pPr>
     <w:r>
-      <w:rPr>
-        <w:sz w:val="26"/>
-        <w:szCs w:val="26"/>
-      </w:rPr>
       <w:fldChar w:fldCharType="begin"/>
     </w:r>
     <w:r>
-      <w:rPr>
-        <w:sz w:val="26"/>
-        <w:szCs w:val="26"/>
-      </w:rPr>
       <w:instrText xml:space="preserve"> PAGE </w:instrText>
     </w:r>
     <w:r>
-      <w:rPr>
-        <w:sz w:val="26"/>
-        <w:szCs w:val="26"/>
-      </w:rPr>
       <w:fldChar w:fldCharType="separate"/>
     </w:r>
     <w:r>
-      <w:rPr>
-        <w:sz w:val="26"/>
-        <w:szCs w:val="26"/>
-      </w:rPr>
       <w:t>1</w:t>
     </w:r>
     <w:r>
-      <w:rPr>
-        <w:sz w:val="26"/>
-        <w:szCs w:val="26"/>
-      </w:rPr>
       <w:fldChar w:fldCharType="end"/>
     </w:r>
   </w:p>
@@ -1694,7 +3290,7 @@
       </w:r>
     </w:p>
   </w:footnote>
-  <w:footnote w:id="27">
+  <w:footnote w:id="9">
     <w:p>
       <w:pPr>
         <w:pStyle w:val="FootnoteText"/>
@@ -1794,229 +3390,8 @@
       </w:pPr>
     </w:lvl>
   </w:abstractNum>
-  <w:abstractNum w:abstractNumId="991">
-    <w:nsid w:val="0000A991"/>
-    <w:multiLevelType w:val="multilevel"/>
-    <w:lvl w:ilvl="0">
-      <w:numFmt w:val="bullet"/>
-      <w:lvlText w:val=""/>
-      <w:lvlJc w:val="left"/>
-      <w:pPr>
-        <w:ind w:left="720" w:hanging="360"/>
-      </w:pPr>
-      <w:rPr>
-        <w:rFonts w:ascii="Symbol" w:hAnsi="Symbol" w:cs="Symbol" w:hint="default"/>
-      </w:rPr>
-    </w:lvl>
-    <w:lvl w:ilvl="1">
-      <w:numFmt w:val="bullet"/>
-      <w:lvlText w:val="o"/>
-      <w:lvlJc w:val="left"/>
-      <w:pPr>
-        <w:ind w:left="1440" w:hanging="360"/>
-      </w:pPr>
-      <w:rPr>
-        <w:rFonts w:ascii="Courier New" w:hAnsi="Courier New" w:cs="Courier New" w:hint="default"/>
-      </w:rPr>
-    </w:lvl>
-    <w:lvl w:ilvl="2">
-      <w:numFmt w:val="bullet"/>
-      <w:lvlText w:val=""/>
-      <w:lvlJc w:val="left"/>
-      <w:pPr>
-        <w:ind w:left="2160" w:hanging="360"/>
-      </w:pPr>
-      <w:rPr>
-        <w:rFonts w:ascii="Wingdings" w:hAnsi="Wingdings" w:cs="Wingdings" w:hint="default"/>
-      </w:rPr>
-    </w:lvl>
-    <w:lvl w:ilvl="3">
-      <w:numFmt w:val="bullet"/>
-      <w:lvlText w:val=""/>
-      <w:lvlJc w:val="left"/>
-      <w:pPr>
-        <w:ind w:left="2880" w:hanging="360"/>
-      </w:pPr>
-      <w:rPr>
-        <w:rFonts w:ascii="Symbol" w:hAnsi="Symbol" w:cs="Symbol" w:hint="default"/>
-      </w:rPr>
-    </w:lvl>
-    <w:lvl w:ilvl="4">
-      <w:numFmt w:val="bullet"/>
-      <w:lvlText w:val="o"/>
-      <w:lvlJc w:val="left"/>
-      <w:pPr>
-        <w:ind w:left="3600" w:hanging="360"/>
-      </w:pPr>
-      <w:rPr>
-        <w:rFonts w:ascii="Courier New" w:hAnsi="Courier New" w:cs="Courier New" w:hint="default"/>
-      </w:rPr>
-    </w:lvl>
-    <w:lvl w:ilvl="5">
-      <w:numFmt w:val="bullet"/>
-      <w:lvlText w:val=""/>
-      <w:lvlJc w:val="left"/>
-      <w:pPr>
-        <w:ind w:left="4320" w:hanging="360"/>
-      </w:pPr>
-      <w:rPr>
-        <w:rFonts w:ascii="Wingdings" w:hAnsi="Wingdings" w:cs="Wingdings" w:hint="default"/>
-      </w:rPr>
-    </w:lvl>
-    <w:lvl w:ilvl="6">
-      <w:numFmt w:val="bullet"/>
-      <w:lvlText w:val=""/>
-      <w:lvlJc w:val="left"/>
-      <w:pPr>
-        <w:ind w:left="5040" w:hanging="360"/>
-      </w:pPr>
-      <w:rPr>
-        <w:rFonts w:ascii="Symbol" w:hAnsi="Symbol" w:cs="Symbol" w:hint="default"/>
-      </w:rPr>
-    </w:lvl>
-    <w:lvl w:ilvl="7">
-      <w:numFmt w:val="bullet"/>
-      <w:lvlText w:val="o"/>
-      <w:lvlJc w:val="left"/>
-      <w:pPr>
-        <w:ind w:left="5760" w:hanging="360"/>
-      </w:pPr>
-      <w:rPr>
-        <w:rFonts w:ascii="Courier New" w:hAnsi="Courier New" w:cs="Courier New" w:hint="default"/>
-      </w:rPr>
-    </w:lvl>
-    <w:lvl w:ilvl="8">
-      <w:numFmt w:val="bullet"/>
-      <w:lvlText w:val=""/>
-      <w:lvlJc w:val="left"/>
-      <w:pPr>
-        <w:ind w:left="6480" w:hanging="360"/>
-      </w:pPr>
-      <w:rPr>
-        <w:rFonts w:ascii="Wingdings" w:hAnsi="Wingdings" w:cs="Wingdings" w:hint="default"/>
-      </w:rPr>
-    </w:lvl>
-  </w:abstractNum>
-  <w:abstractNum w:abstractNumId="99411">
-    <w:nsid w:val="00A99411"/>
-    <w:multiLevelType w:val="multilevel"/>
-    <w:lvl w:ilvl="0">
-      <w:start w:val="1"/>
-      <w:numFmt w:val="decimal"/>
-      <w:lvlText w:val="%1."/>
-      <w:lvlJc w:val="left"/>
-      <w:pPr>
-        <w:ind w:left="720" w:hanging="360"/>
-      </w:pPr>
-    </w:lvl>
-    <w:lvl w:ilvl="1">
-      <w:start w:val="1"/>
-      <w:numFmt w:val="decimal"/>
-      <w:lvlText w:val="%2."/>
-      <w:lvlJc w:val="left"/>
-      <w:pPr>
-        <w:ind w:left="1440" w:hanging="360"/>
-      </w:pPr>
-    </w:lvl>
-    <w:lvl w:ilvl="2">
-      <w:start w:val="1"/>
-      <w:numFmt w:val="decimal"/>
-      <w:lvlText w:val="%3."/>
-      <w:lvlJc w:val="left"/>
-      <w:pPr>
-        <w:ind w:left="2160" w:hanging="360"/>
-      </w:pPr>
-    </w:lvl>
-    <w:lvl w:ilvl="3">
-      <w:start w:val="1"/>
-      <w:numFmt w:val="decimal"/>
-      <w:lvlText w:val="%4."/>
-      <w:lvlJc w:val="left"/>
-      <w:pPr>
-        <w:ind w:left="2880" w:hanging="360"/>
-      </w:pPr>
-    </w:lvl>
-    <w:lvl w:ilvl="4">
-      <w:start w:val="1"/>
-      <w:numFmt w:val="decimal"/>
-      <w:lvlText w:val="%5."/>
-      <w:lvlJc w:val="left"/>
-      <w:pPr>
-        <w:ind w:left="3600" w:hanging="360"/>
-      </w:pPr>
-    </w:lvl>
-    <w:lvl w:ilvl="5">
-      <w:start w:val="1"/>
-      <w:numFmt w:val="decimal"/>
-      <w:lvlText w:val="%6."/>
-      <w:lvlJc w:val="left"/>
-      <w:pPr>
-        <w:ind w:left="4320" w:hanging="360"/>
-      </w:pPr>
-    </w:lvl>
-    <w:lvl w:ilvl="6">
-      <w:start w:val="1"/>
-      <w:numFmt w:val="decimal"/>
-      <w:lvlText w:val="%7."/>
-      <w:lvlJc w:val="left"/>
-      <w:pPr>
-        <w:ind w:left="5040" w:hanging="360"/>
-      </w:pPr>
-    </w:lvl>
-    <w:lvl w:ilvl="7">
-      <w:start w:val="1"/>
-      <w:numFmt w:val="decimal"/>
-      <w:lvlText w:val="%8."/>
-      <w:lvlJc w:val="left"/>
-      <w:pPr>
-        <w:ind w:left="5760" w:hanging="360"/>
-      </w:pPr>
-    </w:lvl>
-    <w:lvl w:ilvl="8">
-      <w:start w:val="1"/>
-      <w:numFmt w:val="decimal"/>
-      <w:lvlText w:val="%9."/>
-      <w:lvlJc w:val="left"/>
-      <w:pPr>
-        <w:ind w:left="6480" w:hanging="360"/>
-      </w:pPr>
-    </w:lvl>
-  </w:abstractNum>
   <w:num w:numId="1000">
     <w:abstractNumId w:val="990"/>
-  </w:num>
-  <w:num w:numId="1001">
-    <w:abstractNumId w:val="991"/>
-  </w:num>
-  <w:num w:numId="1002">
-    <w:abstractNumId w:val="99411"/>
-    <w:lvlOverride w:ilvl="0">
-      <w:startOverride w:val="1"/>
-    </w:lvlOverride>
-    <w:lvlOverride w:ilvl="1">
-      <w:startOverride w:val="1"/>
-    </w:lvlOverride>
-    <w:lvlOverride w:ilvl="2">
-      <w:startOverride w:val="1"/>
-    </w:lvlOverride>
-    <w:lvlOverride w:ilvl="3">
-      <w:startOverride w:val="1"/>
-    </w:lvlOverride>
-    <w:lvlOverride w:ilvl="4">
-      <w:startOverride w:val="1"/>
-    </w:lvlOverride>
-    <w:lvlOverride w:ilvl="5">
-      <w:startOverride w:val="1"/>
-    </w:lvlOverride>
-    <w:lvlOverride w:ilvl="6">
-      <w:startOverride w:val="1"/>
-    </w:lvlOverride>
-    <w:lvlOverride w:ilvl="7">
-      <w:startOverride w:val="1"/>
-    </w:lvlOverride>
-    <w:lvlOverride w:ilvl="8">
-      <w:startOverride w:val="1"/>
-    </w:lvlOverride>
   </w:num>
 </w:numbering>
 </file>
@@ -2026,415 +3401,745 @@
   <w:docDefaults>
     <w:rPrDefault>
       <w:rPr>
-        <w:rFonts w:ascii="EB Garamond" w:cs="EB Garamond" w:eastAsia="EB Garamond" w:hAnsi="EB Garamond"/>
+        <w:rFonts w:ascii="Times New Roman" w:hAnsi="Times New Roman" w:eastAsia="Times New Roman" w:cs="Times New Roman"/>
         <w:sz w:val="26"/>
         <w:szCs w:val="26"/>
-        <w:lang w:bidi="ar-SA" w:eastAsia="en-US" w:val="en-US"/>
+        <w:lang w:val="en-US" w:eastAsia="zh-CN" w:bidi="ar-SA"/>
       </w:rPr>
     </w:rPrDefault>
     <w:pPrDefault>
       <w:pPr>
-        <w:spacing w:after="0" w:before="0" w:line="460" w:lineRule="exact"/>
+        <w:widowControl/>
+        <w:spacing w:after="0"/>
       </w:pPr>
     </w:pPrDefault>
   </w:docDefaults>
-  <w:style w:default="1" w:styleId="Normal" w:type="paragraph">
+  <w:latentStyles w:defLockedState="0" w:defUIPriority="0" w:defSemiHidden="0" w:defUnhideWhenUsed="0" w:defQFormat="0" w:count="276"/>
+  <w:style w:type="paragraph" w:default="1" w:styleId="Normal">
     <w:name w:val="Normal"/>
     <w:qFormat/>
-    <w:pPr>
-      <w:widowControl/>
-      <w:spacing w:after="0" w:before="0" w:line="460" w:lineRule="exact"/>
-    </w:pPr>
-    <w:rPr>
-      <w:sz w:val="26"/>
-      <w:szCs w:val="26"/>
-    </w:rPr>
-  </w:style>
-  <w:style w:default="1" w:styleId="DefaultParagraphFont" w:type="character">
-    <w:name w:val="Default Paragraph Font"/>
-    <w:uiPriority w:val="1"/>
-    <w:semiHidden/>
-  </w:style>
-  <w:style w:default="1" w:styleId="TableNormal" w:type="table">
-    <w:name w:val="Normal Table"/>
-    <w:semiHidden/>
-    <w:tblPr>
-      <w:tblInd w:type="dxa" w:w="0"/>
-      <w:tblCellMar>
-        <w:top w:type="dxa" w:w="0"/>
-        <w:left w:type="dxa" w:w="0"/>
-        <w:bottom w:type="dxa" w:w="0"/>
-        <w:right w:type="dxa" w:w="0"/>
-      </w:tblCellMar>
-    </w:tblPr>
-  </w:style>
-  <w:style w:default="1" w:styleId="NoList" w:type="numbering">
-    <w:name w:val="No List"/>
-    <w:semiHidden/>
-  </w:style>
-  <w:style w:styleId="BodyText" w:type="paragraph">
+  </w:style>
+  <w:style w:type="paragraph" w:styleId="BodyText">
     <w:name w:val="Body Text"/>
     <w:basedOn w:val="Normal"/>
+    <w:link w:val="BodyTextChar"/>
     <w:qFormat/>
     <w:pPr>
-      <w:spacing w:after="0" w:before="0" w:line="460" w:lineRule="exact"/>
+      <w:spacing w:before="0" w:after="0" w:line="460" w:lineRule="exact"/>
       <w:ind w:firstLine="720"/>
     </w:pPr>
   </w:style>
-  <w:style w:styleId="FirstParagraph" w:type="paragraph">
+  <w:style w:type="paragraph" w:customStyle="1" w:styleId="FirstParagraph">
     <w:name w:val="First Paragraph"/>
     <w:basedOn w:val="BodyText"/>
     <w:next w:val="BodyText"/>
     <w:qFormat/>
   </w:style>
-  <w:style w:styleId="Compact" w:type="paragraph">
+  <w:style w:type="paragraph" w:customStyle="1" w:styleId="Compact">
     <w:name w:val="Compact"/>
     <w:basedOn w:val="BodyText"/>
     <w:qFormat/>
     <w:pPr>
-      <w:keepNext/>
-      <w:ind w:firstLine="0"/>
+      <w:spacing w:before="36" w:after="36"/>
     </w:pPr>
   </w:style>
-  <w:style w:styleId="KeepNextBody" w:type="paragraph">
-    <w:name w:val="Keep Next Body"/>
-    <w:basedOn w:val="BodyText"/>
+  <w:style w:type="paragraph" w:styleId="Title">
+    <w:name w:val="Title"/>
+    <w:basedOn w:val="Normal"/>
+    <w:next w:val="BodyText"/>
+    <w:link w:val="TitleChar"/>
+    <w:uiPriority w:val="10"/>
+    <w:qFormat/>
+    <w:rsid w:val="00A10FD9"/>
+    <w:pPr>
+      <w:spacing w:after="80" w:line="240" w:lineRule="auto"/>
+      <w:contextualSpacing/>
+      <w:jc w:val="center"/>
+    </w:pPr>
+    <w:rPr>
+      <w:rFonts w:asciiTheme="majorHAnsi" w:eastAsiaTheme="majorEastAsia" w:hAnsiTheme="majorHAnsi" w:cstheme="majorBidi"/>
+      <w:sz w:val="56"/>
+      <w:szCs w:val="56"/>
+    </w:rPr>
+  </w:style>
+  <w:style w:type="character" w:customStyle="1" w:styleId="TitleChar">
+    <w:name w:val="Title Char"/>
+    <w:basedOn w:val="DefaultParagraphFont"/>
+    <w:link w:val="Title"/>
+    <w:uiPriority w:val="10"/>
+    <w:rsid w:val="00A10FD9"/>
+    <w:rPr>
+      <w:rFonts w:asciiTheme="majorHAnsi" w:eastAsiaTheme="majorEastAsia" w:hAnsiTheme="majorHAnsi" w:cstheme="majorBidi"/>
+      <w:sz w:val="56"/>
+      <w:szCs w:val="56"/>
+    </w:rPr>
+  </w:style>
+  <w:style w:type="paragraph" w:styleId="Subtitle">
+    <w:name w:val="Subtitle"/>
+    <w:basedOn w:val="Title"/>
+    <w:next w:val="BodyText"/>
+    <w:link w:val="SubtitleChar"/>
+    <w:uiPriority w:val="11"/>
+    <w:qFormat/>
+    <w:rsid w:val="00A10FD9"/>
+    <w:pPr>
+      <w:numPr>
+        <w:ilvl w:val="1"/>
+      </w:numPr>
+    </w:pPr>
+    <w:rPr>
+      <w:rFonts w:eastAsiaTheme="majorEastAsia" w:cstheme="majorBidi"/>
+      <w:spacing w:val="15"/>
+      <w:sz w:val="28"/>
+      <w:szCs w:val="28"/>
+    </w:rPr>
+  </w:style>
+  <w:style w:type="character" w:customStyle="1" w:styleId="SubtitleChar">
+    <w:name w:val="Subtitle Char"/>
+    <w:basedOn w:val="DefaultParagraphFont"/>
+    <w:link w:val="Subtitle"/>
+    <w:uiPriority w:val="11"/>
+    <w:rsid w:val="00A10FD9"/>
+    <w:rPr>
+      <w:rFonts w:eastAsiaTheme="majorEastAsia" w:cstheme="majorBidi"/>
+      <w:color w:val="595959" w:themeColor="text1" w:themeTint="A6"/>
+      <w:spacing w:val="15"/>
+      <w:sz w:val="28"/>
+      <w:szCs w:val="28"/>
+    </w:rPr>
+  </w:style>
+  <w:style w:type="paragraph" w:customStyle="1" w:styleId="Author">
+    <w:name w:val="Author"/>
+    <w:basedOn w:val="Title"/>
+    <w:next w:val="BodyText"/>
+    <w:qFormat/>
     <w:pPr>
       <w:keepNext/>
       <w:keepLines/>
     </w:pPr>
-  </w:style>
-  <w:style w:styleId="BlockText" w:type="paragraph">
-    <w:name w:val="Block Text"/>
+    <w:rPr>
+      <w:sz w:val="24"/>
+      <w:szCs w:val="24"/>
+    </w:rPr>
+  </w:style>
+  <w:style w:type="paragraph" w:styleId="Date">
+    <w:name w:val="Date"/>
+    <w:basedOn w:val="Title"/>
+    <w:next w:val="BodyText"/>
+    <w:qFormat/>
+    <w:pPr>
+      <w:keepNext/>
+      <w:keepLines/>
+    </w:pPr>
+    <w:rPr>
+      <w:sz w:val="24"/>
+      <w:szCs w:val="24"/>
+    </w:rPr>
+  </w:style>
+  <w:style w:type="paragraph" w:customStyle="1" w:styleId="AbstractTitle">
+    <w:name w:val="Abstract Title"/>
     <w:basedOn w:val="Normal"/>
+    <w:next w:val="Abstract"/>
+    <w:qFormat/>
     <w:pPr>
-      <w:spacing w:after="0" w:before="0" w:line="420" w:lineRule="exact"/>
-      <w:ind w:firstLine="0" w:left="720" w:right="720"/>
+      <w:keepNext/>
+      <w:keepLines/>
+      <w:spacing w:before="300" w:after="0"/>
+      <w:jc w:val="center"/>
     </w:pPr>
-  </w:style>
-  <w:style w:styleId="FootnoteText" w:type="paragraph">
-    <w:name w:val="footnote text"/>
-    <w:basedOn w:val="Normal"/>
-    <w:pPr>
-      <w:spacing w:after="120" w:before="0" w:line="420" w:lineRule="exact"/>
-      <w:ind w:firstLine="0"/>
-    </w:pPr>
-    <w:rPr>
-      <w:sz w:val="26"/>
-      <w:szCs w:val="26"/>
-    </w:rPr>
-  </w:style>
-  <w:style w:styleId="FootnoteReference" w:type="character">
-    <w:name w:val="footnote reference"/>
-    <w:rPr>
-      <w:vertAlign w:val="superscript"/>
-    </w:rPr>
-  </w:style>
-  <w:style w:styleId="Hyperlink" w:type="character">
-    <w:name w:val="Hyperlink"/>
-    <w:rPr>
-      <w:color w:val="000000"/>
-    </w:rPr>
-  </w:style>
-  <w:style w:styleId="Heading1" w:type="paragraph">
-    <w:name w:val="heading 1"/>
+    <w:rPr>
+      <w:b/>
+      <w:sz w:val="20"/>
+      <w:szCs w:val="20"/>
+    </w:rPr>
+  </w:style>
+  <w:style w:type="paragraph" w:customStyle="1" w:styleId="Abstract">
+    <w:name w:val="Abstract"/>
     <w:basedOn w:val="Normal"/>
     <w:next w:val="BodyText"/>
     <w:qFormat/>
     <w:pPr>
       <w:keepNext/>
       <w:keepLines/>
-      <w:spacing w:after="230" w:before="230" w:line="460" w:lineRule="exact"/>
-      <w:ind w:firstLine="0" w:left="0"/>
+      <w:spacing w:before="100" w:after="300"/>
+    </w:pPr>
+    <w:rPr>
+      <w:sz w:val="20"/>
+      <w:szCs w:val="20"/>
+    </w:rPr>
+  </w:style>
+  <w:style w:type="paragraph" w:styleId="Bibliography">
+    <w:name w:val="Bibliography"/>
+    <w:basedOn w:val="Normal"/>
+    <w:next w:val="Bibliography"/>
+    <w:qFormat/>
+    <w:pPr/>
+    <w:rPr/>
+  </w:style>
+  <w:style w:type="paragraph" w:styleId="Heading1">
+    <w:name w:val="heading 1"/>
+    <w:basedOn w:val="Normal"/>
+    <w:next w:val="BodyText"/>
+    <w:link w:val="Heading1Char"/>
+    <w:uiPriority w:val="9"/>
+    <w:qFormat/>
+    <w:rsid w:val="00A10FD9"/>
+    <w:pPr>
+      <w:keepNext/>
+      <w:keepLines/>
+      <w:spacing w:before="240" w:after="120" w:line="300" w:lineRule="exact"/>
+      <w:ind w:firstLine="0"/>
       <w:jc w:val="center"/>
       <w:outlineLvl w:val="0"/>
     </w:pPr>
     <w:rPr>
+      <w:rFonts w:ascii="Times New Roman" w:hAnsi="Times New Roman" w:eastAsia="Times New Roman" w:cs="Times New Roman"/>
       <w:b/>
       <w:bCs/>
       <w:caps/>
-    </w:rPr>
-  </w:style>
-  <w:style w:styleId="Heading2" w:type="paragraph">
+      <w:color w:val="000000"/>
+      <w:sz w:val="26"/>
+      <w:szCs w:val="26"/>
+    </w:rPr>
+  </w:style>
+  <w:style w:type="paragraph" w:styleId="Heading2">
     <w:name w:val="heading 2"/>
     <w:basedOn w:val="Normal"/>
     <w:next w:val="BodyText"/>
+    <w:link w:val="Heading2Char"/>
+    <w:uiPriority w:val="9"/>
+    <w:semiHidden/>
+    <w:unhideWhenUsed/>
+    <w:qFormat/>
+    <w:rsid w:val="00A10FD9"/>
+    <w:pPr>
+      <w:keepNext/>
+      <w:keepLines/>
+      <w:spacing w:before="240" w:after="120" w:line="300" w:lineRule="exact"/>
+      <w:ind w:firstLine="0"/>
+      <w:outlineLvl w:val="1"/>
+    </w:pPr>
+    <w:rPr>
+      <w:rFonts w:ascii="Times New Roman" w:hAnsi="Times New Roman" w:eastAsia="Times New Roman" w:cs="Times New Roman"/>
+      <w:b/>
+      <w:bCs/>
+      <w:color w:val="000000"/>
+      <w:sz w:val="26"/>
+      <w:szCs w:val="26"/>
+    </w:rPr>
+  </w:style>
+  <w:style w:type="paragraph" w:styleId="Heading3">
+    <w:name w:val="heading 3"/>
+    <w:basedOn w:val="Normal"/>
+    <w:next w:val="BodyText"/>
+    <w:link w:val="Heading3Char"/>
+    <w:uiPriority w:val="9"/>
+    <w:semiHidden/>
+    <w:unhideWhenUsed/>
+    <w:qFormat/>
+    <w:rsid w:val="00A10FD9"/>
+    <w:pPr>
+      <w:keepNext/>
+      <w:keepLines/>
+      <w:spacing w:before="240" w:after="120" w:line="300" w:lineRule="exact"/>
+      <w:ind w:firstLine="0"/>
+      <w:outlineLvl w:val="2"/>
+    </w:pPr>
+    <w:rPr>
+      <w:rFonts w:ascii="Times New Roman" w:hAnsi="Times New Roman" w:eastAsia="Times New Roman" w:cs="Times New Roman"/>
+      <w:b/>
+      <w:bCs/>
+      <w:color w:val="000000"/>
+      <w:sz w:val="26"/>
+      <w:szCs w:val="26"/>
+    </w:rPr>
+  </w:style>
+  <w:style w:type="paragraph" w:styleId="Heading4">
+    <w:name w:val="heading 4"/>
+    <w:basedOn w:val="Normal"/>
+    <w:next w:val="BodyText"/>
+    <w:link w:val="Heading4Char"/>
+    <w:uiPriority w:val="9"/>
+    <w:semiHidden/>
+    <w:unhideWhenUsed/>
+    <w:qFormat/>
+    <w:rsid w:val="00A10FD9"/>
+    <w:pPr>
+      <w:keepNext/>
+      <w:keepLines/>
+      <w:spacing w:before="240" w:after="120" w:line="300" w:lineRule="exact"/>
+      <w:ind w:firstLine="0"/>
+      <w:outlineLvl w:val="3"/>
+    </w:pPr>
+    <w:rPr>
+      <w:rFonts w:ascii="Times New Roman" w:hAnsi="Times New Roman" w:eastAsia="Times New Roman" w:cs="Times New Roman"/>
+      <w:b/>
+      <w:bCs/>
+      <w:i/>
+      <w:color w:val="000000"/>
+      <w:sz w:val="26"/>
+      <w:szCs w:val="26"/>
+    </w:rPr>
+  </w:style>
+  <w:style w:type="paragraph" w:styleId="Heading5">
+    <w:name w:val="heading 5"/>
+    <w:basedOn w:val="Normal"/>
+    <w:next w:val="BodyText"/>
+    <w:link w:val="Heading5Char"/>
+    <w:uiPriority w:val="9"/>
+    <w:semiHidden/>
+    <w:unhideWhenUsed/>
+    <w:qFormat/>
+    <w:rsid w:val="00A10FD9"/>
+    <w:pPr>
+      <w:keepNext/>
+      <w:keepLines/>
+      <w:spacing w:before="240" w:after="120" w:line="300" w:lineRule="exact"/>
+      <w:ind w:firstLine="0"/>
+      <w:outlineLvl w:val="4"/>
+    </w:pPr>
+    <w:rPr>
+      <w:rFonts w:ascii="Times New Roman" w:hAnsi="Times New Roman" w:eastAsia="Times New Roman" w:cs="Times New Roman"/>
+      <w:b/>
+      <w:bCs/>
+      <w:i/>
+      <w:color w:val="000000"/>
+      <w:sz w:val="26"/>
+      <w:szCs w:val="26"/>
+    </w:rPr>
+  </w:style>
+  <w:style w:type="paragraph" w:styleId="Heading6">
+    <w:name w:val="heading 6"/>
+    <w:basedOn w:val="Normal"/>
+    <w:next w:val="BodyText"/>
+    <w:link w:val="Heading6Char"/>
+    <w:uiPriority w:val="9"/>
+    <w:semiHidden/>
+    <w:unhideWhenUsed/>
+    <w:qFormat/>
+    <w:rsid w:val="00A10FD9"/>
+    <w:pPr>
+      <w:keepNext/>
+      <w:keepLines/>
+      <w:spacing w:before="40" w:after="0"/>
+      <w:outlineLvl w:val="5"/>
+    </w:pPr>
+    <w:rPr>
+      <w:rFonts w:eastAsiaTheme="majorEastAsia" w:cstheme="majorBidi"/>
+      <w:i/>
+      <w:iCs/>
+      <w:color w:val="595959" w:themeColor="text1" w:themeTint="A6"/>
+    </w:rPr>
+  </w:style>
+  <w:style w:type="paragraph" w:styleId="Heading7">
+    <w:name w:val="heading 7"/>
+    <w:basedOn w:val="Normal"/>
+    <w:next w:val="BodyText"/>
+    <w:link w:val="Heading7Char"/>
+    <w:uiPriority w:val="9"/>
+    <w:semiHidden/>
+    <w:unhideWhenUsed/>
+    <w:qFormat/>
+    <w:rsid w:val="00A10FD9"/>
+    <w:pPr>
+      <w:keepNext/>
+      <w:keepLines/>
+      <w:spacing w:before="40" w:after="0"/>
+      <w:outlineLvl w:val="6"/>
+    </w:pPr>
+    <w:rPr>
+      <w:rFonts w:eastAsiaTheme="majorEastAsia" w:cstheme="majorBidi"/>
+      <w:color w:val="595959" w:themeColor="text1" w:themeTint="A6"/>
+    </w:rPr>
+  </w:style>
+  <w:style w:type="paragraph" w:styleId="Heading8">
+    <w:name w:val="heading 8"/>
+    <w:basedOn w:val="Normal"/>
+    <w:next w:val="BodyText"/>
+    <w:link w:val="Heading8Char"/>
+    <w:uiPriority w:val="9"/>
+    <w:semiHidden/>
+    <w:unhideWhenUsed/>
+    <w:qFormat/>
+    <w:rsid w:val="00A10FD9"/>
+    <w:pPr>
+      <w:keepNext/>
+      <w:keepLines/>
+      <w:spacing w:after="0"/>
+      <w:outlineLvl w:val="7"/>
+    </w:pPr>
+    <w:rPr>
+      <w:rFonts w:eastAsiaTheme="majorEastAsia" w:cstheme="majorBidi"/>
+      <w:i/>
+      <w:iCs/>
+      <w:color w:val="272727" w:themeColor="text1" w:themeTint="D8"/>
+    </w:rPr>
+  </w:style>
+  <w:style w:type="paragraph" w:styleId="Heading9">
+    <w:name w:val="heading 9"/>
+    <w:basedOn w:val="Normal"/>
+    <w:next w:val="BodyText"/>
+    <w:link w:val="Heading9Char"/>
+    <w:uiPriority w:val="9"/>
+    <w:semiHidden/>
+    <w:unhideWhenUsed/>
+    <w:qFormat/>
+    <w:rsid w:val="00A10FD9"/>
+    <w:pPr>
+      <w:keepNext/>
+      <w:keepLines/>
+      <w:spacing w:after="0"/>
+      <w:outlineLvl w:val="8"/>
+    </w:pPr>
+    <w:rPr>
+      <w:rFonts w:eastAsiaTheme="majorEastAsia" w:cstheme="majorBidi"/>
+      <w:color w:val="272727" w:themeColor="text1" w:themeTint="D8"/>
+    </w:rPr>
+  </w:style>
+  <w:style w:type="character" w:customStyle="1" w:styleId="Heading1Char">
+    <w:name w:val="Heading 1 Char"/>
+    <w:basedOn w:val="DefaultParagraphFont"/>
+    <w:link w:val="Heading1"/>
+    <w:uiPriority w:val="9"/>
+    <w:rsid w:val="00A10FD9"/>
+    <w:rPr>
+      <w:rFonts w:asciiTheme="majorHAnsi" w:eastAsiaTheme="majorEastAsia" w:hAnsiTheme="majorHAnsi" w:cstheme="majorBidi"/>
+      <w:color w:val="0F4761" w:themeColor="accent1" w:themeShade="BF"/>
+      <w:sz w:val="40"/>
+      <w:szCs w:val="40"/>
+    </w:rPr>
+  </w:style>
+  <w:style w:type="character" w:customStyle="1" w:styleId="Heading2Char">
+    <w:name w:val="Heading 2 Char"/>
+    <w:basedOn w:val="DefaultParagraphFont"/>
+    <w:link w:val="Heading2"/>
+    <w:uiPriority w:val="9"/>
+    <w:semiHidden/>
+    <w:rsid w:val="00A10FD9"/>
+    <w:rPr>
+      <w:rFonts w:asciiTheme="majorHAnsi" w:eastAsiaTheme="majorEastAsia" w:hAnsiTheme="majorHAnsi" w:cstheme="majorBidi"/>
+      <w:color w:val="0F4761" w:themeColor="accent1" w:themeShade="BF"/>
+      <w:sz w:val="32"/>
+      <w:szCs w:val="32"/>
+    </w:rPr>
+  </w:style>
+  <w:style w:type="character" w:customStyle="1" w:styleId="Heading3Char">
+    <w:name w:val="Heading 3 Char"/>
+    <w:basedOn w:val="DefaultParagraphFont"/>
+    <w:link w:val="Heading3"/>
+    <w:uiPriority w:val="9"/>
+    <w:semiHidden/>
+    <w:rsid w:val="00A10FD9"/>
+    <w:rPr>
+      <w:rFonts w:eastAsiaTheme="majorEastAsia" w:cstheme="majorBidi"/>
+      <w:color w:val="0F4761" w:themeColor="accent1" w:themeShade="BF"/>
+      <w:sz w:val="28"/>
+      <w:szCs w:val="28"/>
+    </w:rPr>
+  </w:style>
+  <w:style w:type="character" w:customStyle="1" w:styleId="Heading4Char">
+    <w:name w:val="Heading 4 Char"/>
+    <w:basedOn w:val="DefaultParagraphFont"/>
+    <w:link w:val="Heading4"/>
+    <w:uiPriority w:val="9"/>
+    <w:semiHidden/>
+    <w:rsid w:val="00A10FD9"/>
+    <w:rPr>
+      <w:rFonts w:eastAsiaTheme="majorEastAsia" w:cstheme="majorBidi"/>
+      <w:i/>
+      <w:iCs/>
+      <w:color w:val="0F4761" w:themeColor="accent1" w:themeShade="BF"/>
+    </w:rPr>
+  </w:style>
+  <w:style w:type="character" w:customStyle="1" w:styleId="Heading5Char">
+    <w:name w:val="Heading 5 Char"/>
+    <w:basedOn w:val="DefaultParagraphFont"/>
+    <w:link w:val="Heading5"/>
+    <w:uiPriority w:val="9"/>
+    <w:semiHidden/>
+    <w:rsid w:val="00A10FD9"/>
+    <w:rPr>
+      <w:rFonts w:eastAsiaTheme="majorEastAsia" w:cstheme="majorBidi"/>
+      <w:color w:val="0F4761" w:themeColor="accent1" w:themeShade="BF"/>
+    </w:rPr>
+  </w:style>
+  <w:style w:type="character" w:customStyle="1" w:styleId="Heading6Char">
+    <w:name w:val="Heading 6 Char"/>
+    <w:basedOn w:val="DefaultParagraphFont"/>
+    <w:link w:val="Heading6"/>
+    <w:uiPriority w:val="9"/>
+    <w:semiHidden/>
+    <w:rsid w:val="00A10FD9"/>
+    <w:rPr>
+      <w:rFonts w:eastAsiaTheme="majorEastAsia" w:cstheme="majorBidi"/>
+      <w:i/>
+      <w:iCs/>
+      <w:color w:val="595959" w:themeColor="text1" w:themeTint="A6"/>
+    </w:rPr>
+  </w:style>
+  <w:style w:type="character" w:customStyle="1" w:styleId="Heading7Char">
+    <w:name w:val="Heading 7 Char"/>
+    <w:basedOn w:val="DefaultParagraphFont"/>
+    <w:link w:val="Heading7"/>
+    <w:uiPriority w:val="9"/>
+    <w:semiHidden/>
+    <w:rsid w:val="00A10FD9"/>
+    <w:rPr>
+      <w:rFonts w:eastAsiaTheme="majorEastAsia" w:cstheme="majorBidi"/>
+      <w:color w:val="595959" w:themeColor="text1" w:themeTint="A6"/>
+    </w:rPr>
+  </w:style>
+  <w:style w:type="character" w:customStyle="1" w:styleId="Heading8Char">
+    <w:name w:val="Heading 8 Char"/>
+    <w:basedOn w:val="DefaultParagraphFont"/>
+    <w:link w:val="Heading8"/>
+    <w:uiPriority w:val="9"/>
+    <w:semiHidden/>
+    <w:rsid w:val="00A10FD9"/>
+    <w:rPr>
+      <w:rFonts w:eastAsiaTheme="majorEastAsia" w:cstheme="majorBidi"/>
+      <w:i/>
+      <w:iCs/>
+      <w:color w:val="272727" w:themeColor="text1" w:themeTint="D8"/>
+    </w:rPr>
+  </w:style>
+  <w:style w:type="character" w:customStyle="1" w:styleId="Heading9Char">
+    <w:name w:val="Heading 9 Char"/>
+    <w:basedOn w:val="DefaultParagraphFont"/>
+    <w:link w:val="Heading9"/>
+    <w:uiPriority w:val="9"/>
+    <w:semiHidden/>
+    <w:rsid w:val="00A10FD9"/>
+    <w:rPr>
+      <w:rFonts w:eastAsiaTheme="majorEastAsia" w:cstheme="majorBidi"/>
+      <w:color w:val="272727" w:themeColor="text1" w:themeTint="D8"/>
+    </w:rPr>
+  </w:style>
+  <w:style w:type="paragraph" w:customStyle="1" w:styleId="ListItem">
+    <w:name w:val="List Item"/>
+    <w:basedOn w:val="BodyText"/>
+    <w:qFormat/>
+    <w:pPr>
+      <w:spacing w:before="0" w:after="0" w:line="460" w:lineRule="exact"/>
+      <w:ind w:left="720" w:hanging="720"/>
+    </w:pPr>
+  </w:style>
+  <w:style w:type="paragraph" w:styleId="BlockText">
+    <w:name w:val="Block Text"/>
+    <w:basedOn w:val="BodyText"/>
+    <w:next w:val="BodyText"/>
+    <w:uiPriority w:val="9"/>
+    <w:unhideWhenUsed/>
+    <w:qFormat/>
+    <w:pPr>
+      <w:spacing w:before="280" w:after="280" w:line="300" w:lineRule="exact"/>
+      <w:ind w:firstLine="0" w:left="720" w:right="720"/>
+    </w:pPr>
+  </w:style>
+  <w:style w:type="paragraph" w:styleId="FootnoteText">
+    <w:name w:val="Footnote Text"/>
+    <w:basedOn w:val="Normal"/>
+    <w:next w:val="FootnoteText"/>
+    <w:uiPriority w:val="9"/>
+    <w:unhideWhenUsed/>
+    <w:qFormat/>
+    <w:pPr>
+      <w:widowControl/>
+      <w:spacing w:before="0" w:after="80" w:line="300" w:lineRule="exact"/>
+    </w:pPr>
+    <w:rPr>
+      <w:sz w:val="26"/>
+      <w:szCs w:val="26"/>
+    </w:rPr>
+  </w:style>
+  <w:style w:type="paragraph" w:styleId="FootnoteBlockText">
+    <w:name w:val="Footnote Block Text"/>
+    <w:basedOn w:val="FootnoteText"/>
+    <w:next w:val="FootnoteText"/>
+    <w:uiPriority w:val="9"/>
+    <w:unhideWhenUsed/>
+    <w:qFormat/>
+    <w:pPr>
+      <w:spacing w:before="280" w:after="280"/>
+      <w:ind w:firstLine="0" w:left="720" w:right="720"/>
+    </w:pPr>
+  </w:style>
+  <w:style w:type="character" w:default="1" w:styleId="DefaultParagraphFont">
+    <w:name w:val="Default Paragraph Font"/>
+    <w:semiHidden/>
+    <w:unhideWhenUsed/>
+  </w:style>
+  <w:style w:type="table" w:default="1" w:styleId="Table">
+    <w:name w:val="Table"/>
+    <w:basedOn w:val="TableNormal"/>
+    <w:qFormat/>
+    <w:tblPr>
+      <w:tblInd w:w="0" w:type="dxa"/>
+      <w:tblCellMar>
+        <w:top w:w="0" w:type="dxa"/>
+        <w:left w:w="108" w:type="dxa"/>
+        <w:bottom w:w="0" w:type="dxa"/>
+        <w:right w:w="108" w:type="dxa"/>
+      </w:tblCellMar>
+    </w:tblPr>
+    <w:tblStylePr w:type="firstRow">
+      <w:tcPr>
+        <w:tcBorders>
+          <w:bottom w:val="single"/>
+        </w:tcBorders>
+        <w:vAlign w:val="bottom"/>
+      </w:tcPr>
+    </w:tblStylePr>
+  </w:style>
+  <w:style w:type="paragraph" w:customStyle="1" w:styleId="DefinitionTerm">
+    <w:name w:val="Definition Term"/>
+    <w:basedOn w:val="Normal"/>
+    <w:next w:val="Definition"/>
+    <w:pPr>
+      <w:keepNext/>
+      <w:keepLines/>
+      <w:spacing w:after="0"/>
+    </w:pPr>
+    <w:rPr>
+      <w:b/>
+    </w:rPr>
+  </w:style>
+  <w:style w:type="paragraph" w:customStyle="1" w:styleId="Definition">
+    <w:name w:val="Definition"/>
+    <w:basedOn w:val="Normal"/>
+  </w:style>
+  <w:style w:type="paragraph" w:styleId="Caption">
+    <w:name w:val="Caption"/>
+    <w:basedOn w:val="Normal"/>
+    <w:link w:val="BodyTextChar"/>
+    <w:pPr>
+      <w:spacing w:before="0" w:after="120"/>
+    </w:pPr>
+    <w:rPr>
+      <w:i/>
+    </w:rPr>
+  </w:style>
+  <w:style w:type="paragraph" w:customStyle="1" w:styleId="TableCaption">
+    <w:name w:val="Table Caption"/>
+    <w:basedOn w:val="Caption"/>
+    <w:pPr>
+      <w:keepNext/>
+    </w:pPr>
+  </w:style>
+  <w:style w:type="paragraph" w:customStyle="1" w:styleId="ImageCaption">
+    <w:name w:val="Image Caption"/>
+    <w:basedOn w:val="Caption"/>
+  </w:style>
+  <w:style w:type="paragraph" w:customStyle="1" w:styleId="Figure">
+    <w:name w:val="Figure"/>
+    <w:basedOn w:val="Normal"/>
+  </w:style>
+  <w:style w:type="paragraph" w:customStyle="1" w:styleId="CaptionedFigure">
+    <w:name w:val="Captioned Figure"/>
+    <w:basedOn w:val="Figure"/>
+    <w:pPr>
+      <w:keepNext/>
+    </w:pPr>
+  </w:style>
+  <w:style w:type="character" w:customStyle="1" w:styleId="BodyTextChar">
+    <w:name w:val="Body Text Char"/>
+    <w:basedOn w:val="DefaultParagraphFont"/>
+    <w:link w:val="BodyText"/>
+  </w:style>
+  <w:style w:type="character" w:customStyle="1" w:styleId="VerbatimChar">
+    <w:name w:val="Verbatim Char"/>
+    <w:basedOn w:val="BodyTextChar"/>
+    <w:rPr>
+      <w:rFonts w:ascii="Consolas" w:hAnsi="Consolas"/>
+      <w:sz w:val="22"/>
+    </w:rPr>
+  </w:style>
+  <w:style w:type="character" w:customStyle="1" w:styleId="SectionNumber">
+    <w:name w:val="Section Number"/>
+    <w:basedOn w:val="BodyTextChar"/>
+  </w:style>
+  <w:style w:type="character" w:styleId="FootnoteReference">
+    <w:name w:val="Footnote Reference"/>
+    <w:basedOn w:val="BodyTextChar"/>
+    <w:rPr>
+      <w:vertAlign w:val="superscript"/>
+    </w:rPr>
+  </w:style>
+  <w:style w:type="character" w:styleId="Hyperlink">
+    <w:name w:val="Hyperlink"/>
+    <w:basedOn w:val="BodyTextChar"/>
+    <w:rPr>
+      <w:color w:val="000000"/>
+    </w:rPr>
+  </w:style>
+  <w:style w:type="paragraph" w:styleId="TOCHeading">
+    <w:name w:val="TOC Heading"/>
+    <w:basedOn w:val="Heading1"/>
+    <w:next w:val="BodyText"/>
+    <w:uiPriority w:val="39"/>
+    <w:unhideWhenUsed/>
+    <w:qFormat/>
+    <w:pPr>
+      <w:spacing w:before="240" w:line="259" w:lineRule="auto"/>
+      <w:outlineLvl w:val="9"/>
+    </w:pPr>
+    <w:rPr>
+      <w:rFonts w:asciiTheme="majorHAnsi" w:eastAsiaTheme="majorEastAsia" w:hAnsiTheme="majorHAnsi" w:cstheme="majorBidi"/>
+      <w:b w:val="0"/>
+      <w:bCs w:val="0"/>
+      <w:color w:val="365F91" w:themeColor="accent1" w:themeShade="BF"/>
+    </w:rPr>
+  </w:style>
+  <w:style w:type="paragraph" w:customStyle="1" w:styleId="NumberedParagraph">
+    <w:name w:val="Numbered Paragraph"/>
+    <w:basedOn w:val="BodyText"/>
+    <w:qFormat/>
+    <w:pPr>
+      <w:tabs>
+        <w:tab w:val="left" w:pos="1440"/>
+      </w:tabs>
+      <w:spacing w:before="0" w:after="0" w:line="460" w:lineRule="exact"/>
+      <w:ind w:firstLine="720"/>
+    </w:pPr>
+  </w:style>
+  <w:style w:type="paragraph" w:customStyle="1" w:styleId="NumberedParagraphKeep">
+    <w:name w:val="Numbered Paragraph Keep"/>
+    <w:basedOn w:val="NumberedParagraph"/>
     <w:qFormat/>
     <w:pPr>
       <w:keepNext/>
       <w:keepLines/>
-      <w:spacing w:after="230" w:before="230" w:line="460" w:lineRule="exact"/>
-      <w:tabs>
-        <w:tab w:pos="720" w:val="left"/>
-      </w:tabs>
-      <w:ind w:firstLine="0" w:left="0"/>
-      <w:outlineLvl w:val="1"/>
     </w:pPr>
-    <w:rPr>
-      <w:b/>
-      <w:bCs/>
-    </w:rPr>
-  </w:style>
-  <w:style w:styleId="Heading3" w:type="paragraph">
-    <w:name w:val="heading 3"/>
-    <w:basedOn w:val="Normal"/>
-    <w:next w:val="BodyText"/>
+  </w:style>
+  <w:style w:type="paragraph" w:customStyle="1" w:styleId="BodyTextKeep">
+    <w:name w:val="Body Text Keep"/>
+    <w:basedOn w:val="BodyText"/>
     <w:qFormat/>
     <w:pPr>
       <w:keepNext/>
       <w:keepLines/>
-      <w:spacing w:after="230" w:before="230" w:line="460" w:lineRule="exact"/>
+    </w:pPr>
+  </w:style>
+  <w:style w:type="paragraph" w:customStyle="1" w:styleId="NcmdList">
+    <w:name w:val="Ncmd List"/>
+    <w:basedOn w:val="BodyText"/>
+    <w:qFormat/>
+    <w:pPr>
       <w:tabs>
-        <w:tab w:pos="1440" w:val="left"/>
+        <w:tab w:val="left" w:pos="1440"/>
       </w:tabs>
-      <w:ind w:firstLine="0" w:left="0"/>
-      <w:outlineLvl w:val="2"/>
+      <w:spacing w:before="0" w:after="0" w:line="460" w:lineRule="exact"/>
+      <w:ind w:left="1440" w:hanging="720"/>
     </w:pPr>
-    <w:rPr>
-      <w:b/>
-      <w:bCs/>
-    </w:rPr>
-  </w:style>
-  <w:style w:styleId="Heading4" w:type="paragraph">
-    <w:name w:val="heading 4"/>
-    <w:basedOn w:val="Normal"/>
-    <w:next w:val="BodyText"/>
+  </w:style>
+  <w:style w:type="paragraph" w:customStyle="1" w:styleId="NcmdListKeep">
+    <w:name w:val="Ncmd List Keep"/>
+    <w:basedOn w:val="NcmdList"/>
     <w:qFormat/>
     <w:pPr>
       <w:keepNext/>
       <w:keepLines/>
-      <w:spacing w:after="230" w:before="230" w:line="460" w:lineRule="exact"/>
-      <w:tabs>
-        <w:tab w:pos="2160" w:val="left"/>
-      </w:tabs>
-      <w:ind w:firstLine="0" w:left="0"/>
-      <w:outlineLvl w:val="3"/>
     </w:pPr>
-    <w:rPr>
-      <w:b/>
-      <w:bCs/>
-    </w:rPr>
-  </w:style>
-  <w:style w:styleId="Heading5" w:type="paragraph">
-    <w:name w:val="heading 5"/>
-    <w:basedOn w:val="Normal"/>
-    <w:next w:val="BodyText"/>
-    <w:qFormat/>
-    <w:pPr>
-      <w:keepNext/>
-      <w:keepLines/>
-      <w:spacing w:after="230" w:before="230" w:line="460" w:lineRule="exact"/>
-      <w:tabs>
-        <w:tab w:pos="2880" w:val="left"/>
-      </w:tabs>
-      <w:ind w:firstLine="0" w:left="0"/>
-      <w:outlineLvl w:val="4"/>
-    </w:pPr>
-    <w:rPr>
-      <w:b/>
-      <w:bCs/>
-    </w:rPr>
-  </w:style>
-  <w:style w:styleId="Title" w:type="paragraph">
-    <w:name w:val="Title"/>
-    <w:basedOn w:val="Normal"/>
-    <w:qFormat/>
-    <w:pPr>
-      <w:jc w:val="center"/>
-    </w:pPr>
-    <w:rPr>
-      <w:b/>
-    </w:rPr>
-  </w:style>
-  <w:style w:styleId="Subtitle" w:type="paragraph">
-    <w:name w:val="Subtitle"/>
-    <w:basedOn w:val="Normal"/>
-    <w:qFormat/>
-  </w:style>
-  <w:style w:styleId="Author" w:type="paragraph">
-    <w:name w:val="Author"/>
-    <w:basedOn w:val="Normal"/>
-    <w:qFormat/>
-  </w:style>
-  <w:style w:styleId="Date" w:type="paragraph">
-    <w:name w:val="Date"/>
-    <w:basedOn w:val="Normal"/>
-    <w:qFormat/>
-  </w:style>
-  <w:style w:styleId="Abstract" w:type="paragraph">
-    <w:name w:val="Abstract"/>
-    <w:basedOn w:val="Normal"/>
-  </w:style>
-  <w:style w:styleId="Bibliography" w:type="paragraph">
-    <w:name w:val="Bibliography"/>
-    <w:basedOn w:val="BodyText"/>
-  </w:style>
-  <w:style w:styleId="Caption" w:type="paragraph">
-    <w:name w:val="caption"/>
-    <w:basedOn w:val="Normal"/>
-    <w:pPr>
-      <w:spacing w:after="120" w:before="0" w:line="420" w:lineRule="exact"/>
-    </w:pPr>
-  </w:style>
-  <w:style w:styleId="TOCHeading" w:type="paragraph">
-    <w:name w:val="TOC Heading"/>
-    <w:basedOn w:val="Heading1"/>
-    <w:next w:val="Normal"/>
-  </w:style>
-  <w:style w:styleId="CaptionText" w:type="paragraph">
-    <w:name w:val="Caption Text"/>
-    <w:basedOn w:val="Normal"/>
-    <w:pPr>
-      <w:spacing w:after="0" w:before="0" w:line="420" w:lineRule="exact"/>
-      <w:ind w:firstLine="0"/>
-    </w:pPr>
-  </w:style>
-  <w:style w:styleId="SingleSpaced" w:type="paragraph">
-    <w:name w:val="Single Spaced"/>
-    <w:basedOn w:val="Normal"/>
-    <w:pPr>
-      <w:spacing w:after="0" w:before="0" w:line="420" w:lineRule="exact"/>
-      <w:ind w:firstLine="0"/>
-    </w:pPr>
-  </w:style>
-  <w:style w:styleId="CoverTitle" w:type="paragraph">
-    <w:name w:val="Cover Title"/>
-    <w:basedOn w:val="SingleSpaced"/>
-    <w:pPr>
-      <w:keepNext/>
-      <w:jc w:val="center"/>
-    </w:pPr>
-    <w:rPr>
-      <w:b/>
-      <w:bCs/>
-    </w:rPr>
-  </w:style>
-  <w:style w:styleId="FrontHeading" w:type="paragraph">
-    <w:name w:val="Front Heading"/>
-    <w:basedOn w:val="Normal"/>
-    <w:pPr>
-      <w:keepNext/>
-      <w:keepLines/>
-      <w:spacing w:after="230" w:before="230" w:line="460" w:lineRule="exact"/>
-      <w:jc w:val="center"/>
-    </w:pPr>
-    <w:rPr>
-      <w:b/>
-      <w:bCs/>
-      <w:caps/>
-    </w:rPr>
-  </w:style>
-  <w:style w:styleId="FrontHeadingBreak" w:type="paragraph">
-    <w:name w:val="Front Heading Break"/>
-    <w:basedOn w:val="FrontHeading"/>
-    <w:pPr>
-      <w:pageBreakBefore/>
-    </w:pPr>
-  </w:style>
-  <w:style w:styleId="SignatureBlock" w:type="paragraph">
-    <w:name w:val="Signature Block"/>
-    <w:basedOn w:val="SingleSpaced"/>
-    <w:pPr>
-      <w:keepNext/>
-      <w:keepLines/>
-      <w:ind w:firstLine="0" w:left="4320"/>
-    </w:pPr>
-  </w:style>
-  <w:style w:styleId="SignatureBlockWide" w:type="paragraph">
-    <w:name w:val="Signature Block Wide"/>
-    <w:basedOn w:val="SingleSpaced"/>
-    <w:pPr>
-      <w:keepNext/>
-      <w:keepLines/>
-      <w:ind w:firstLine="0" w:left="0"/>
-    </w:pPr>
-  </w:style>
-  <w:style w:styleId="TOCLevel2" w:type="paragraph">
-    <w:name w:val="TOC Level 2"/>
-    <w:basedOn w:val="SingleSpaced"/>
-    <w:pPr>
-      <w:tabs>
-        <w:tab w:leader="dot" w:pos="9360" w:val="right"/>
-      </w:tabs>
-      <w:spacing w:after="0" w:before="120" w:line="420" w:lineRule="exact"/>
-      <w:ind w:hanging="720" w:left="720"/>
-    </w:pPr>
-  </w:style>
-  <w:style w:styleId="TOCLevel3" w:type="paragraph">
-    <w:name w:val="TOC Level 3"/>
-    <w:basedOn w:val="TOCLevel2"/>
-    <w:pPr>
-      <w:ind w:hanging="720" w:left="1440"/>
-    </w:pPr>
-  </w:style>
-  <w:style w:styleId="TOCLevel4" w:type="paragraph">
-    <w:name w:val="TOC Level 4"/>
-    <w:basedOn w:val="TOCLevel2"/>
-    <w:pPr>
-      <w:ind w:hanging="720" w:left="2160"/>
-    </w:pPr>
-  </w:style>
-  <w:style w:styleId="TOAEntry" w:type="paragraph">
-    <w:name w:val="TOA Entry"/>
-    <w:basedOn w:val="SingleSpaced"/>
-    <w:pPr>
-      <w:tabs>
-        <w:tab w:leader="dot" w:pos="9360" w:val="right"/>
-      </w:tabs>
-      <w:spacing w:after="0" w:before="120" w:line="420" w:lineRule="exact"/>
-      <w:ind w:hanging="504" w:left="504"/>
-    </w:pPr>
-  </w:style>
-  <w:style w:styleId="TOAGroup" w:type="paragraph">
-    <w:name w:val="TOA Group"/>
-    <w:basedOn w:val="SingleSpaced"/>
-    <w:pPr>
-      <w:keepNext/>
-      <w:spacing w:after="120" w:before="230" w:line="420" w:lineRule="exact"/>
-    </w:pPr>
-    <w:rPr>
-      <w:b/>
-      <w:bCs/>
-    </w:rPr>
-  </w:style>
-  <w:style w:styleId="PageLabel" w:type="paragraph">
-    <w:name w:val="Page Label"/>
-    <w:basedOn w:val="SingleSpaced"/>
-    <w:pPr>
-      <w:jc w:val="right"/>
-    </w:pPr>
-    <w:rPr>
-      <w:b/>
-      <w:bCs/>
-    </w:rPr>
-  </w:style>
-  <w:style w:styleId="Footer" w:type="paragraph">
-    <w:name w:val="footer"/>
-    <w:basedOn w:val="Normal"/>
-    <w:pPr>
-      <w:spacing w:after="0" w:before="0" w:line="240" w:lineRule="auto"/>
-      <w:jc w:val="center"/>
-    </w:pPr>
-  </w:style>
-  <w:style w:styleId="Table" w:type="table">
-    <w:name w:val="Table"/>
-    <w:basedOn w:val="TableNormal"/>
-    <w:tblPr>
-      <w:tblBorders>
-        <w:top w:color="auto" w:space="0" w:sz="0" w:val="none"/>
-        <w:left w:color="auto" w:space="0" w:sz="0" w:val="none"/>
-        <w:bottom w:color="auto" w:space="0" w:sz="0" w:val="none"/>
-        <w:right w:color="auto" w:space="0" w:sz="0" w:val="none"/>
-        <w:insideH w:color="auto" w:space="0" w:sz="0" w:val="none"/>
-        <w:insideV w:color="auto" w:space="0" w:sz="0" w:val="none"/>
-      </w:tblBorders>
-    </w:tblPr>
-  </w:style>
-  <w:style w:styleId="VerbatimChar" w:type="character">
-    <w:name w:val="Verbatim Char"/>
-  </w:style>
-  <w:style w:styleId="SectionNumber" w:type="character">
-    <w:name w:val="Section Number"/>
   </w:style>
   <w:style w:type="paragraph" w:customStyle="1" w:styleId="SourceCode">
     <w:name w:val="Source Code"/>
